--- a/00-首页/题组Word/专项卷/一分册/专项卷V-教师版.docx
+++ b/00-首页/题组Word/专项卷/一分册/专项卷V-教师版.docx
@@ -3347,20 +3347,33 @@
         <w:rPr>
           <w:rFonts w:ascii="Times New Roman" w:hAnsi="Times New Roman" w:eastAsia="Times New Roman" w:cs="Times New Roman"/>
         </w:rPr>
-        <w:t xml:space="preserve"> q</w:t>
-      </w:r>
-      <w:r>
-        <w:rPr>
-          <w:rFonts w:ascii="Times New Roman" w:hAnsi="Times New Roman" w:eastAsia="Times New Roman" w:cs="Times New Roman"/>
-          <w:vertAlign w:val="subscript"/>
-        </w:rPr>
-        <w:t>1</w:t>
-      </w:r>
-      <w:r>
-        <w:rPr>
-          <w:rFonts w:ascii="Times New Roman" w:hAnsi="Times New Roman" w:eastAsia="Times New Roman" w:cs="Times New Roman"/>
-        </w:rPr>
-        <w:t xml:space="preserve"> J </w:t>
+        <w:t xml:space="preserve"> </w:t>
+      </w:r>
+      <m:oMath>
+        <m:sSub>
+          <m:e>
+            <m:r>
+              <m:t>q</m:t>
+            </m:r>
+          </m:e>
+          <m:sub>
+            <m:r>
+              <m:t>1</m:t>
+            </m:r>
+          </m:sub>
+        </m:sSub>
+      </m:oMath>
+      <w:r>
+        <w:rPr>
+          <w:rFonts w:ascii="Times New Roman" w:hAnsi="Times New Roman" w:eastAsia="Times New Roman" w:cs="Times New Roman"/>
+        </w:rPr>
+        <w:t xml:space="preserve"> </w:t>
+      </w:r>
+      <w:r>
+        <w:rPr>
+          <w:rFonts w:ascii="Times New Roman" w:hAnsi="Times New Roman" w:eastAsia="Times New Roman" w:cs="Times New Roman"/>
+        </w:rPr>
+        <w:t xml:space="preserve">J </w:t>
       </w:r>
       <w:r>
         <w:rPr>
@@ -3420,20 +3433,33 @@
         <w:rPr>
           <w:rFonts w:ascii="Times New Roman" w:hAnsi="Times New Roman" w:eastAsia="Times New Roman" w:cs="Times New Roman"/>
         </w:rPr>
-        <w:t xml:space="preserve"> q</w:t>
-      </w:r>
-      <w:r>
-        <w:rPr>
-          <w:rFonts w:ascii="Times New Roman" w:hAnsi="Times New Roman" w:eastAsia="Times New Roman" w:cs="Times New Roman"/>
-          <w:vertAlign w:val="subscript"/>
-        </w:rPr>
-        <w:t>2</w:t>
-      </w:r>
-      <w:r>
-        <w:rPr>
-          <w:rFonts w:ascii="Times New Roman" w:hAnsi="Times New Roman" w:eastAsia="Times New Roman" w:cs="Times New Roman"/>
-        </w:rPr>
-        <w:t xml:space="preserve"> J </w:t>
+        <w:t xml:space="preserve"> </w:t>
+      </w:r>
+      <m:oMath>
+        <m:sSub>
+          <m:e>
+            <m:r>
+              <m:t>q</m:t>
+            </m:r>
+          </m:e>
+          <m:sub>
+            <m:r>
+              <m:t>2</m:t>
+            </m:r>
+          </m:sub>
+        </m:sSub>
+      </m:oMath>
+      <w:r>
+        <w:rPr>
+          <w:rFonts w:ascii="Times New Roman" w:hAnsi="Times New Roman" w:eastAsia="Times New Roman" w:cs="Times New Roman"/>
+        </w:rPr>
+        <w:t xml:space="preserve"> </w:t>
+      </w:r>
+      <w:r>
+        <w:rPr>
+          <w:rFonts w:ascii="Times New Roman" w:hAnsi="Times New Roman" w:eastAsia="Times New Roman" w:cs="Times New Roman"/>
+        </w:rPr>
+        <w:t xml:space="preserve">J </w:t>
       </w:r>
       <w:r>
         <w:rPr>
@@ -7786,15 +7812,31 @@
         <w:rPr>
           <w:rFonts w:ascii="Times New Roman" w:hAnsi="Times New Roman" w:eastAsia="Times New Roman" w:cs="Times New Roman"/>
         </w:rPr>
-        <w:t xml:space="preserve"> FeBr</w:t>
-      </w:r>
-      <w:r>
-        <w:rPr>
-          <w:rFonts w:ascii="Times New Roman" w:hAnsi="Times New Roman" w:eastAsia="Times New Roman" w:cs="Times New Roman"/>
-          <w:vertAlign w:val="subscript"/>
-        </w:rPr>
-        <w:t>2</w:t>
-      </w:r>
+        <w:t xml:space="preserve"> </w:t>
+      </w:r>
+      <m:oMath>
+        <m:r>
+          <m:t>F</m:t>
+        </m:r>
+        <m:r>
+          <m:t>e</m:t>
+        </m:r>
+        <m:r>
+          <m:t>B</m:t>
+        </m:r>
+        <m:sSub>
+          <m:e>
+            <m:r>
+              <m:t>r</m:t>
+            </m:r>
+          </m:e>
+          <m:sub>
+            <m:r>
+              <m:t>2</m:t>
+            </m:r>
+          </m:sub>
+        </m:sSub>
+      </m:oMath>
       <w:r>
         <w:rPr>
           <w:rFonts w:ascii="Times New Roman" w:hAnsi="Times New Roman" w:eastAsia="Times New Roman" w:cs="Times New Roman"/>
@@ -8387,15 +8429,31 @@
         <w:rPr>
           <w:rFonts w:ascii="Times New Roman" w:hAnsi="Times New Roman" w:eastAsia="Times New Roman" w:cs="Times New Roman"/>
         </w:rPr>
-        <w:t xml:space="preserve"> Ni</w:t>
-      </w:r>
-      <w:r>
-        <w:rPr>
-          <w:rFonts w:ascii="Times New Roman" w:hAnsi="Times New Roman" w:eastAsia="Times New Roman" w:cs="Times New Roman"/>
-          <w:vertAlign w:val="superscript"/>
-        </w:rPr>
-        <w:t>2+</w:t>
-      </w:r>
+        <w:t xml:space="preserve"> </w:t>
+      </w:r>
+      <m:oMath>
+        <m:r>
+          <m:t>N</m:t>
+        </m:r>
+        <m:sSup>
+          <m:e>
+            <m:r>
+              <m:t>i</m:t>
+            </m:r>
+          </m:e>
+          <m:sup>
+            <m:r>
+              <m:t>2</m:t>
+            </m:r>
+            <m:r>
+              <m:rPr>
+                <m:sty m:val="p"/>
+              </m:rPr>
+              <m:t>+</m:t>
+            </m:r>
+          </m:sup>
+        </m:sSup>
+      </m:oMath>
       <w:r>
         <w:rPr>
           <w:rFonts w:ascii="Times New Roman" w:hAnsi="Times New Roman" w:eastAsia="Times New Roman" w:cs="Times New Roman"/>
@@ -8412,15 +8470,31 @@
         <w:rPr>
           <w:rFonts w:ascii="Times New Roman" w:hAnsi="Times New Roman" w:eastAsia="Times New Roman" w:cs="Times New Roman"/>
         </w:rPr>
-        <w:t xml:space="preserve"> Fe</w:t>
-      </w:r>
-      <w:r>
-        <w:rPr>
-          <w:rFonts w:ascii="Times New Roman" w:hAnsi="Times New Roman" w:eastAsia="Times New Roman" w:cs="Times New Roman"/>
-          <w:vertAlign w:val="superscript"/>
-        </w:rPr>
-        <w:t>2+</w:t>
-      </w:r>
+        <w:t xml:space="preserve"> </w:t>
+      </w:r>
+      <m:oMath>
+        <m:r>
+          <m:t>F</m:t>
+        </m:r>
+        <m:sSup>
+          <m:e>
+            <m:r>
+              <m:t>e</m:t>
+            </m:r>
+          </m:e>
+          <m:sup>
+            <m:r>
+              <m:t>2</m:t>
+            </m:r>
+            <m:r>
+              <m:rPr>
+                <m:sty m:val="p"/>
+              </m:rPr>
+              <m:t>+</m:t>
+            </m:r>
+          </m:sup>
+        </m:sSup>
+      </m:oMath>
       <w:r>
         <w:rPr>
           <w:rFonts w:ascii="Times New Roman" w:hAnsi="Times New Roman" w:eastAsia="Times New Roman" w:cs="Times New Roman"/>
@@ -8688,20 +8762,42 @@
         <w:rPr>
           <w:rFonts w:ascii="Times New Roman" w:hAnsi="Times New Roman" w:eastAsia="Times New Roman" w:cs="Times New Roman"/>
         </w:rPr>
-        <w:t xml:space="preserve"> Ni</w:t>
-      </w:r>
-      <w:r>
-        <w:rPr>
-          <w:rFonts w:ascii="Times New Roman" w:hAnsi="Times New Roman" w:eastAsia="Times New Roman" w:cs="Times New Roman"/>
-          <w:vertAlign w:val="superscript"/>
-        </w:rPr>
-        <w:t>2+</w:t>
-      </w:r>
-      <w:r>
-        <w:rPr>
-          <w:rFonts w:ascii="Times New Roman" w:hAnsi="Times New Roman" w:eastAsia="Times New Roman" w:cs="Times New Roman"/>
-        </w:rPr>
-        <w:t xml:space="preserve"> : </w:t>
+        <w:t xml:space="preserve"> </w:t>
+      </w:r>
+      <m:oMath>
+        <m:r>
+          <m:t>N</m:t>
+        </m:r>
+        <m:sSup>
+          <m:e>
+            <m:r>
+              <m:t>i</m:t>
+            </m:r>
+          </m:e>
+          <m:sup>
+            <m:r>
+              <m:t>2</m:t>
+            </m:r>
+            <m:r>
+              <m:rPr>
+                <m:sty m:val="p"/>
+              </m:rPr>
+              <m:t>+</m:t>
+            </m:r>
+          </m:sup>
+        </m:sSup>
+      </m:oMath>
+      <w:r>
+        <w:rPr>
+          <w:rFonts w:ascii="Times New Roman" w:hAnsi="Times New Roman" w:eastAsia="Times New Roman" w:cs="Times New Roman"/>
+        </w:rPr>
+        <w:t xml:space="preserve"> </w:t>
+      </w:r>
+      <w:r>
+        <w:rPr>
+          <w:rFonts w:ascii="Times New Roman" w:hAnsi="Times New Roman" w:eastAsia="Times New Roman" w:cs="Times New Roman"/>
+        </w:rPr>
+        <w:t xml:space="preserve">: </w:t>
       </w:r>
       <w:r>
         <w:rPr>
@@ -8731,15 +8827,31 @@
         <w:rPr>
           <w:rFonts w:ascii="Times New Roman" w:hAnsi="Times New Roman" w:eastAsia="Times New Roman" w:cs="Times New Roman"/>
         </w:rPr>
-        <w:t xml:space="preserve"> Ni</w:t>
-      </w:r>
-      <w:r>
-        <w:rPr>
-          <w:rFonts w:ascii="Times New Roman" w:hAnsi="Times New Roman" w:eastAsia="Times New Roman" w:cs="Times New Roman"/>
-          <w:vertAlign w:val="superscript"/>
-        </w:rPr>
-        <w:t>2+</w:t>
-      </w:r>
+        <w:t xml:space="preserve"> </w:t>
+      </w:r>
+      <m:oMath>
+        <m:r>
+          <m:t>N</m:t>
+        </m:r>
+        <m:sSup>
+          <m:e>
+            <m:r>
+              <m:t>i</m:t>
+            </m:r>
+          </m:e>
+          <m:sup>
+            <m:r>
+              <m:t>2</m:t>
+            </m:r>
+            <m:r>
+              <m:rPr>
+                <m:sty m:val="p"/>
+              </m:rPr>
+              <m:t>+</m:t>
+            </m:r>
+          </m:sup>
+        </m:sSup>
+      </m:oMath>
       <w:r>
         <w:rPr>
           <w:rFonts w:ascii="Times New Roman" w:hAnsi="Times New Roman" w:eastAsia="Times New Roman" w:cs="Times New Roman"/>
@@ -10346,26 +10458,45 @@
         </w:rPr>
         <w:t xml:space="preserve"> </w:t>
       </w:r>
-      <w:r>
-        <w:rPr>
-          <w:rFonts w:hint="eastAsia" w:ascii="Times New Roman" w:hAnsi="Times New Roman" w:eastAsia="Times New Roman" w:cs="Times New Roman"/>
-        </w:rPr>
-        <w:t>SbCl</w:t>
-      </w:r>
-      <w:r>
-        <w:rPr>
-          <w:rFonts w:hint="eastAsia" w:ascii="Times New Roman" w:hAnsi="Times New Roman" w:eastAsia="Times New Roman" w:cs="Times New Roman"/>
-          <w:vertAlign w:val="subscript"/>
-        </w:rPr>
-        <w:t>6</w:t>
-      </w:r>
-      <w:r>
-        <w:rPr>
-          <w:rFonts w:hint="eastAsia" w:ascii="Times New Roman" w:hAnsi="Times New Roman" w:eastAsia="Times New Roman" w:cs="Times New Roman"/>
-          <w:vertAlign w:val="superscript"/>
-        </w:rPr>
-        <w:t>-</w:t>
-      </w:r>
+      <m:oMath>
+        <m:oMathPr>
+          <m:ctrlPr>
+            <w:rPr>
+              <w:sz w:val="28"/>
+              <w:szCs w:val="28"/>
+            </w:rPr>
+          </m:ctrlPr>
+        </m:oMathPr>
+        <m:r>
+          <m:t>S</m:t>
+        </m:r>
+        <m:r>
+          <m:t>b</m:t>
+        </m:r>
+        <m:r>
+          <m:t>C</m:t>
+        </m:r>
+        <m:sSubSup>
+          <m:e>
+            <m:r>
+              <m:t>l</m:t>
+            </m:r>
+          </m:e>
+          <m:sub>
+            <m:r>
+              <m:t>6</m:t>
+            </m:r>
+          </m:sub>
+          <m:sup>
+            <m:r>
+              <m:rPr>
+                <m:sty m:val="p"/>
+              </m:rPr>
+              <m:t>−</m:t>
+            </m:r>
+          </m:sup>
+        </m:sSubSup>
+      </m:oMath>
       <w:r>
         <w:rPr>
           <w:rFonts w:hint="eastAsia" w:ascii="Times New Roman" w:hAnsi="Times New Roman" w:eastAsia="Times New Roman" w:cs="Times New Roman"/>
@@ -10585,26 +10716,45 @@
         </w:rPr>
         <w:t xml:space="preserve"> </w:t>
       </w:r>
-      <w:r>
-        <w:rPr>
-          <w:rFonts w:hint="eastAsia" w:ascii="Times New Roman" w:hAnsi="Times New Roman" w:eastAsia="Times New Roman" w:cs="Times New Roman"/>
-        </w:rPr>
-        <w:t>SbCl</w:t>
-      </w:r>
-      <w:r>
-        <w:rPr>
-          <w:rFonts w:hint="eastAsia" w:ascii="Times New Roman" w:hAnsi="Times New Roman" w:eastAsia="Times New Roman" w:cs="Times New Roman"/>
-          <w:vertAlign w:val="subscript"/>
-        </w:rPr>
-        <w:t>6</w:t>
-      </w:r>
-      <w:r>
-        <w:rPr>
-          <w:rFonts w:hint="eastAsia" w:ascii="Times New Roman" w:hAnsi="Times New Roman" w:eastAsia="Times New Roman" w:cs="Times New Roman"/>
-          <w:vertAlign w:val="superscript"/>
-        </w:rPr>
-        <w:t>-</w:t>
-      </w:r>
+      <m:oMath>
+        <m:oMathPr>
+          <m:ctrlPr>
+            <w:rPr>
+              <w:sz w:val="28"/>
+              <w:szCs w:val="28"/>
+            </w:rPr>
+          </m:ctrlPr>
+        </m:oMathPr>
+        <m:r>
+          <m:t>S</m:t>
+        </m:r>
+        <m:r>
+          <m:t>b</m:t>
+        </m:r>
+        <m:r>
+          <m:t>C</m:t>
+        </m:r>
+        <m:sSubSup>
+          <m:e>
+            <m:r>
+              <m:t>l</m:t>
+            </m:r>
+          </m:e>
+          <m:sub>
+            <m:r>
+              <m:t>6</m:t>
+            </m:r>
+          </m:sub>
+          <m:sup>
+            <m:r>
+              <m:rPr>
+                <m:sty m:val="p"/>
+              </m:rPr>
+              <m:t>−</m:t>
+            </m:r>
+          </m:sup>
+        </m:sSubSup>
+      </m:oMath>
       <w:r>
         <w:rPr>
           <w:rFonts w:hint="eastAsia" w:ascii="Times New Roman" w:hAnsi="Times New Roman" w:eastAsia="Times New Roman" w:cs="Times New Roman"/>
@@ -10633,15 +10783,25 @@
         <w:rPr>
           <w:rFonts w:ascii="Times New Roman" w:hAnsi="Times New Roman" w:eastAsia="Times New Roman" w:cs="Times New Roman"/>
         </w:rPr>
-        <w:t xml:space="preserve"> CO</w:t>
-      </w:r>
-      <w:r>
-        <w:rPr>
-          <w:rFonts w:ascii="Times New Roman" w:hAnsi="Times New Roman" w:eastAsia="Times New Roman" w:cs="Times New Roman"/>
-          <w:vertAlign w:val="subscript"/>
-        </w:rPr>
-        <w:t>2</w:t>
-      </w:r>
+        <w:t xml:space="preserve"> </w:t>
+      </w:r>
+      <m:oMath>
+        <m:r>
+          <m:t>C</m:t>
+        </m:r>
+        <m:sSub>
+          <m:e>
+            <m:r>
+              <m:t>O</m:t>
+            </m:r>
+          </m:e>
+          <m:sub>
+            <m:r>
+              <m:t>2</m:t>
+            </m:r>
+          </m:sub>
+        </m:sSub>
+      </m:oMath>
       <w:r>
         <w:rPr>
           <w:rFonts w:ascii="Times New Roman" w:hAnsi="Times New Roman" w:eastAsia="Times New Roman" w:cs="Times New Roman"/>
@@ -14434,6 +14594,7 @@
           <w:ilvl w:val="0"/>
           <w:numId w:val="1019"/>
         </w:numPr>
+        <w:spacing w:after="80"/>
       </w:pPr>
       <w:r>
         <w:rPr>
@@ -14564,231 +14725,355 @@
         <w:t xml:space="preserve">下表为某些物质的性质</w:t>
       </w:r>
     </w:p>
-    <w:p>
-      <w:pPr>
-        <w:pStyle w:val="FirstParagraph"/>
-      </w:pPr>
-      <w:r>
-        <w:rPr>
-          <w:rFonts w:hint="eastAsia" w:ascii="Times New Roman" w:hAnsi="Times New Roman" w:eastAsia="FangSong" w:cs="Times New Roman"/>
-        </w:rPr>
-        <w:t xml:space="preserve">物质</w:t>
-      </w:r>
-    </w:p>
+    <w:tbl>
+      <w:tblPr>
+        <w:tblStyle w:val="Table"/>
+        <w:tblW w:type="auto" w:w="0"/>
+        <w:tblLook w:firstRow="1" w:lastRow="0" w:firstColumn="0" w:lastColumn="0" w:noHBand="0" w:noVBand="0" w:val="0020"/>
+      </w:tblPr>
+      <w:tblGrid>
+        <w:gridCol w:w="1980"/>
+        <w:gridCol w:w="1980"/>
+        <w:gridCol w:w="1980"/>
+        <w:gridCol w:w="1980"/>
+      </w:tblGrid>
+      <w:tr>
+        <w:trPr>
+          <w:tblHeader w:val="on"/>
+        </w:trPr>
+        <w:tc>
+          <w:tcPr/>
+          <w:p>
+            <w:pPr>
+              <w:pStyle w:val="Compact"/>
+              <w:jc w:val="center"/>
+            </w:pPr>
+            <w:r>
+              <w:rPr>
+                <w:rFonts w:hint="eastAsia" w:ascii="Times New Roman" w:hAnsi="Times New Roman" w:eastAsia="SimHei" w:cs="Times New Roman"/>
+                <w:b/>
+              </w:rPr>
+              <w:t xml:space="preserve">物质</w:t>
+            </w:r>
+          </w:p>
+        </w:tc>
+        <w:tc>
+          <w:tcPr/>
+          <w:p>
+            <w:pPr>
+              <w:pStyle w:val="Compact"/>
+              <w:jc w:val="center"/>
+            </w:pPr>
+            <w:r>
+              <w:rPr>
+                <w:rFonts w:hint="eastAsia" w:ascii="Times New Roman" w:hAnsi="Times New Roman" w:eastAsia="SimHei" w:cs="Times New Roman"/>
+                <w:b/>
+              </w:rPr>
+              <w:t>熔点</w:t>
+            </w:r>
+            <w:r>
+              <w:rPr>
+                <w:rFonts w:hint="eastAsia" w:ascii="Times New Roman" w:hAnsi="Times New Roman" w:eastAsia="Times New Roman" w:cs="Times New Roman"/>
+                <w:b/>
+              </w:rPr>
+              <w:t>°C</w:t>
+            </w:r>
+          </w:p>
+        </w:tc>
+        <w:tc>
+          <w:tcPr/>
+          <w:p>
+            <w:pPr>
+              <w:pStyle w:val="Compact"/>
+              <w:jc w:val="center"/>
+            </w:pPr>
+            <w:r>
+              <w:rPr>
+                <w:rFonts w:hint="eastAsia" w:ascii="Times New Roman" w:hAnsi="Times New Roman" w:eastAsia="SimHei" w:cs="Times New Roman"/>
+                <w:b/>
+              </w:rPr>
+              <w:t>沸点</w:t>
+            </w:r>
+            <w:r>
+              <w:rPr>
+                <w:rFonts w:hint="eastAsia" w:ascii="Times New Roman" w:hAnsi="Times New Roman" w:eastAsia="Times New Roman" w:cs="Times New Roman"/>
+                <w:b/>
+              </w:rPr>
+              <w:t>°C</w:t>
+            </w:r>
+          </w:p>
+        </w:tc>
+        <w:tc>
+          <w:tcPr/>
+          <w:p>
+            <w:pPr>
+              <w:pStyle w:val="Compact"/>
+              <w:jc w:val="center"/>
+            </w:pPr>
+            <w:r>
+              <w:rPr>
+                <w:rFonts w:hint="eastAsia" w:ascii="Times New Roman" w:hAnsi="Times New Roman" w:eastAsia="SimHei" w:cs="Times New Roman"/>
+                <w:b/>
+              </w:rPr>
+              <w:t>相对密度</w:t>
+            </w:r>
+            <w:r>
+              <w:rPr>
+                <w:rFonts w:hint="eastAsia" w:ascii="Times New Roman" w:hAnsi="Times New Roman" w:eastAsia="Times New Roman" w:cs="Times New Roman"/>
+                <w:b/>
+              </w:rPr>
+              <w:t>(25°C)</w:t>
+            </w:r>
+          </w:p>
+        </w:tc>
+      </w:tr>
+      <w:tr>
+        <w:tc>
+          <w:tcPr/>
+          <w:p>
+            <w:pPr>
+              <w:pStyle w:val="Compact"/>
+              <w:jc w:val="center"/>
+            </w:pPr>
+            <w:r>
+              <w:rPr>
+                <w:rFonts w:ascii="Times New Roman" w:hAnsi="Times New Roman" w:eastAsia="Times New Roman" w:cs="Times New Roman"/>
+              </w:rPr>
+              <w:t xml:space="preserve">NaCl</w:t>
+            </w:r>
+          </w:p>
+        </w:tc>
+        <w:tc>
+          <w:tcPr/>
+          <w:p>
+            <w:pPr>
+              <w:pStyle w:val="Compact"/>
+              <w:jc w:val="center"/>
+            </w:pPr>
+            <w:r>
+              <w:rPr>
+                <w:rFonts w:ascii="Times New Roman" w:hAnsi="Times New Roman" w:eastAsia="Times New Roman" w:cs="Times New Roman"/>
+              </w:rPr>
+              <w:t xml:space="preserve">801</w:t>
+            </w:r>
+          </w:p>
+        </w:tc>
+        <w:tc>
+          <w:tcPr/>
+          <w:p>
+            <w:pPr>
+              <w:pStyle w:val="Compact"/>
+              <w:jc w:val="center"/>
+            </w:pPr>
+            <w:r>
+              <w:rPr>
+                <w:rFonts w:ascii="Times New Roman" w:hAnsi="Times New Roman" w:eastAsia="Times New Roman" w:cs="Times New Roman"/>
+              </w:rPr>
+              <w:t xml:space="preserve">1413</w:t>
+            </w:r>
+          </w:p>
+        </w:tc>
+        <w:tc>
+          <w:tcPr/>
+          <w:p>
+            <w:pPr>
+              <w:pStyle w:val="Compact"/>
+              <w:jc w:val="center"/>
+            </w:pPr>
+            <w:r>
+              <w:rPr>
+                <w:rFonts w:ascii="Times New Roman" w:hAnsi="Times New Roman" w:eastAsia="Times New Roman" w:cs="Times New Roman"/>
+              </w:rPr>
+              <w:t xml:space="preserve">2.165</w:t>
+            </w:r>
+          </w:p>
+        </w:tc>
+      </w:tr>
+      <w:tr>
+        <w:tc>
+          <w:tcPr/>
+          <w:p>
+            <w:pPr>
+              <w:pStyle w:val="Compact"/>
+              <w:jc w:val="center"/>
+            </w:pPr>
+            <w:r>
+              <w:rPr>
+                <w:rFonts w:ascii="Times New Roman" w:hAnsi="Times New Roman" w:eastAsia="Times New Roman" w:cs="Times New Roman"/>
+              </w:rPr>
+              <w:t xml:space="preserve">CaCl2</w:t>
+            </w:r>
+          </w:p>
+        </w:tc>
+        <w:tc>
+          <w:tcPr/>
+          <w:p>
+            <w:pPr>
+              <w:pStyle w:val="Compact"/>
+              <w:jc w:val="center"/>
+            </w:pPr>
+            <w:r>
+              <w:rPr>
+                <w:rFonts w:ascii="Times New Roman" w:hAnsi="Times New Roman" w:eastAsia="Times New Roman" w:cs="Times New Roman"/>
+              </w:rPr>
+              <w:t xml:space="preserve">772</w:t>
+            </w:r>
+          </w:p>
+        </w:tc>
+        <w:tc>
+          <w:tcPr/>
+          <w:p>
+            <w:pPr>
+              <w:pStyle w:val="Compact"/>
+              <w:jc w:val="center"/>
+            </w:pPr>
+            <w:r>
+              <w:rPr>
+                <w:rFonts w:hint="eastAsia" w:ascii="Times New Roman" w:hAnsi="Times New Roman" w:eastAsia="Times New Roman" w:cs="Times New Roman"/>
+              </w:rPr>
+              <w:t>1600</w:t>
+            </w:r>
+            <w:r>
+              <w:rPr>
+                <w:rFonts w:hint="eastAsia" w:ascii="Times New Roman" w:hAnsi="Times New Roman" w:eastAsia="FangSong" w:cs="Times New Roman"/>
+              </w:rPr>
+              <w:t>以上</w:t>
+            </w:r>
+          </w:p>
+        </w:tc>
+        <w:tc>
+          <w:tcPr/>
+          <w:p>
+            <w:pPr>
+              <w:pStyle w:val="Compact"/>
+              <w:jc w:val="center"/>
+            </w:pPr>
+            <w:r>
+              <w:rPr>
+                <w:rFonts w:ascii="Times New Roman" w:hAnsi="Times New Roman" w:eastAsia="Times New Roman" w:cs="Times New Roman"/>
+              </w:rPr>
+              <w:t xml:space="preserve">2.15</w:t>
+            </w:r>
+          </w:p>
+        </w:tc>
+      </w:tr>
+      <w:tr>
+        <w:tc>
+          <w:tcPr/>
+          <w:p>
+            <w:pPr>
+              <w:pStyle w:val="Compact"/>
+              <w:jc w:val="center"/>
+            </w:pPr>
+            <w:r>
+              <w:rPr>
+                <w:rFonts w:hint="eastAsia" w:ascii="Times New Roman" w:hAnsi="Times New Roman" w:eastAsia="FangSong" w:cs="Times New Roman"/>
+              </w:rPr>
+              <w:t xml:space="preserve">混合盐</w:t>
+            </w:r>
+          </w:p>
+        </w:tc>
+        <w:tc>
+          <w:tcPr/>
+          <w:p>
+            <w:pPr>
+              <w:pStyle w:val="Compact"/>
+              <w:jc w:val="center"/>
+            </w:pPr>
+            <w:r>
+              <w:rPr>
+                <w:rFonts w:ascii="Times New Roman" w:hAnsi="Times New Roman" w:eastAsia="Times New Roman" w:cs="Times New Roman"/>
+              </w:rPr>
+              <w:t xml:space="preserve">600</w:t>
+            </w:r>
+          </w:p>
+        </w:tc>
+        <w:tc>
+          <w:tcPr/>
+          <w:p>
+            <w:pPr>
+              <w:pStyle w:val="Compact"/>
+              <w:jc w:val="center"/>
+            </w:pPr>
+          </w:p>
+        </w:tc>
+        <w:tc>
+          <w:tcPr/>
+          <w:p>
+            <w:pPr>
+              <w:pStyle w:val="Compact"/>
+              <w:jc w:val="center"/>
+            </w:pPr>
+          </w:p>
+        </w:tc>
+      </w:tr>
+      <w:tr>
+        <w:tc>
+          <w:tcPr/>
+          <w:p>
+            <w:pPr>
+              <w:pStyle w:val="Compact"/>
+              <w:jc w:val="center"/>
+            </w:pPr>
+            <w:r>
+              <w:rPr>
+                <w:rFonts w:ascii="Times New Roman" w:hAnsi="Times New Roman" w:eastAsia="Times New Roman" w:cs="Times New Roman"/>
+              </w:rPr>
+              <w:t xml:space="preserve">Na</w:t>
+            </w:r>
+          </w:p>
+        </w:tc>
+        <w:tc>
+          <w:tcPr/>
+          <w:p>
+            <w:pPr>
+              <w:pStyle w:val="Compact"/>
+              <w:jc w:val="center"/>
+            </w:pPr>
+            <w:r>
+              <w:rPr>
+                <w:rFonts w:ascii="Times New Roman" w:hAnsi="Times New Roman" w:eastAsia="Times New Roman" w:cs="Times New Roman"/>
+              </w:rPr>
+              <w:t xml:space="preserve">97.8</w:t>
+            </w:r>
+          </w:p>
+        </w:tc>
+        <w:tc>
+          <w:tcPr/>
+          <w:p>
+            <w:pPr>
+              <w:pStyle w:val="Compact"/>
+              <w:jc w:val="center"/>
+            </w:pPr>
+            <w:r>
+              <w:rPr>
+                <w:rFonts w:ascii="Times New Roman" w:hAnsi="Times New Roman" w:eastAsia="Times New Roman" w:cs="Times New Roman"/>
+              </w:rPr>
+              <w:t xml:space="preserve">882.9</w:t>
+            </w:r>
+          </w:p>
+        </w:tc>
+        <w:tc>
+          <w:tcPr/>
+          <w:p>
+            <w:pPr>
+              <w:pStyle w:val="Compact"/>
+              <w:jc w:val="center"/>
+            </w:pPr>
+            <w:r>
+              <w:rPr>
+                <w:rFonts w:ascii="Times New Roman" w:hAnsi="Times New Roman" w:eastAsia="Times New Roman" w:cs="Times New Roman"/>
+              </w:rPr>
+              <w:t xml:space="preserve">1</w:t>
+            </w:r>
+          </w:p>
+        </w:tc>
+      </w:tr>
+    </w:tbl>
     <w:p>
       <w:pPr>
         <w:pStyle w:val="BodyText"/>
-      </w:pPr>
-      <w:r>
-        <w:rPr>
-          <w:rFonts w:hint="eastAsia" w:ascii="Times New Roman" w:hAnsi="Times New Roman" w:eastAsia="FangSong" w:cs="Times New Roman"/>
-        </w:rPr>
-        <w:t>熔点</w:t>
-      </w:r>
-      <w:r>
-        <w:rPr>
-          <w:rFonts w:hint="eastAsia" w:ascii="Times New Roman" w:hAnsi="Times New Roman" w:eastAsia="Times New Roman" w:cs="Times New Roman"/>
-        </w:rPr>
-        <w:t>°C</w:t>
-      </w:r>
-    </w:p>
-    <w:p>
-      <w:pPr>
-        <w:pStyle w:val="BodyText"/>
-      </w:pPr>
-      <w:r>
-        <w:rPr>
-          <w:rFonts w:hint="eastAsia" w:ascii="Times New Roman" w:hAnsi="Times New Roman" w:eastAsia="FangSong" w:cs="Times New Roman"/>
-        </w:rPr>
-        <w:t>沸点</w:t>
-      </w:r>
-      <w:r>
-        <w:rPr>
-          <w:rFonts w:hint="eastAsia" w:ascii="Times New Roman" w:hAnsi="Times New Roman" w:eastAsia="Times New Roman" w:cs="Times New Roman"/>
-        </w:rPr>
-        <w:t>°C</w:t>
-      </w:r>
-    </w:p>
-    <w:p>
-      <w:pPr>
-        <w:pStyle w:val="BodyText"/>
-      </w:pPr>
-      <w:r>
-        <w:rPr>
-          <w:rFonts w:hint="eastAsia" w:ascii="Times New Roman" w:hAnsi="Times New Roman" w:eastAsia="FangSong" w:cs="Times New Roman"/>
-        </w:rPr>
-        <w:t>相对密度</w:t>
-      </w:r>
-      <w:r>
-        <w:rPr>
-          <w:rFonts w:hint="eastAsia" w:ascii="Times New Roman" w:hAnsi="Times New Roman" w:eastAsia="Times New Roman" w:cs="Times New Roman"/>
-        </w:rPr>
-        <w:t>(25°C)</w:t>
-      </w:r>
-    </w:p>
-    <w:p>
-      <w:pPr>
-        <w:pStyle w:val="BodyText"/>
-      </w:pPr>
-      <w:r>
-        <w:rPr>
-          <w:rFonts w:ascii="Times New Roman" w:hAnsi="Times New Roman" w:eastAsia="Times New Roman" w:cs="Times New Roman"/>
-        </w:rPr>
-        <w:t xml:space="preserve">NaCl</w:t>
-      </w:r>
-    </w:p>
-    <w:p>
-      <w:pPr>
-        <w:pStyle w:val="BodyText"/>
-      </w:pPr>
-      <w:r>
-        <w:rPr>
-          <w:rFonts w:ascii="Times New Roman" w:hAnsi="Times New Roman" w:eastAsia="Times New Roman" w:cs="Times New Roman"/>
-        </w:rPr>
-        <w:t xml:space="preserve">801</w:t>
-      </w:r>
-    </w:p>
-    <w:p>
-      <w:pPr>
-        <w:pStyle w:val="BodyText"/>
-      </w:pPr>
-      <w:r>
-        <w:rPr>
-          <w:rFonts w:ascii="Times New Roman" w:hAnsi="Times New Roman" w:eastAsia="Times New Roman" w:cs="Times New Roman"/>
-        </w:rPr>
-        <w:t xml:space="preserve">1413</w:t>
-      </w:r>
-    </w:p>
-    <w:p>
-      <w:pPr>
-        <w:pStyle w:val="BodyText"/>
-      </w:pPr>
-      <w:r>
-        <w:rPr>
-          <w:rFonts w:ascii="Times New Roman" w:hAnsi="Times New Roman" w:eastAsia="Times New Roman" w:cs="Times New Roman"/>
-        </w:rPr>
-        <w:t xml:space="preserve">2.165</w:t>
-      </w:r>
-    </w:p>
-    <w:p>
-      <w:pPr>
-        <w:pStyle w:val="BodyText"/>
-      </w:pPr>
-      <w:r>
-        <w:rPr>
-          <w:rFonts w:ascii="Times New Roman" w:hAnsi="Times New Roman" w:eastAsia="Times New Roman" w:cs="Times New Roman"/>
-        </w:rPr>
-        <w:t xml:space="preserve">CaCl2</w:t>
-      </w:r>
-    </w:p>
-    <w:p>
-      <w:pPr>
-        <w:pStyle w:val="BodyText"/>
-      </w:pPr>
-      <w:r>
-        <w:rPr>
-          <w:rFonts w:ascii="Times New Roman" w:hAnsi="Times New Roman" w:eastAsia="Times New Roman" w:cs="Times New Roman"/>
-        </w:rPr>
-        <w:t xml:space="preserve">772</w:t>
-      </w:r>
-    </w:p>
-    <w:p>
-      <w:pPr>
-        <w:pStyle w:val="BodyText"/>
-      </w:pPr>
-      <w:r>
-        <w:rPr>
-          <w:rFonts w:hint="eastAsia" w:ascii="Times New Roman" w:hAnsi="Times New Roman" w:eastAsia="Times New Roman" w:cs="Times New Roman"/>
-        </w:rPr>
-        <w:t>1600</w:t>
-      </w:r>
-      <w:r>
-        <w:rPr>
-          <w:rFonts w:hint="eastAsia" w:ascii="Times New Roman" w:hAnsi="Times New Roman" w:eastAsia="FangSong" w:cs="Times New Roman"/>
-        </w:rPr>
-        <w:t>以上</w:t>
-      </w:r>
-    </w:p>
-    <w:p>
-      <w:pPr>
-        <w:pStyle w:val="BodyText"/>
-      </w:pPr>
-      <w:r>
-        <w:rPr>
-          <w:rFonts w:ascii="Times New Roman" w:hAnsi="Times New Roman" w:eastAsia="Times New Roman" w:cs="Times New Roman"/>
-        </w:rPr>
-        <w:t xml:space="preserve">2.15</w:t>
-      </w:r>
-    </w:p>
-    <w:p>
-      <w:pPr>
-        <w:pStyle w:val="BodyText"/>
-      </w:pPr>
-      <w:r>
-        <w:rPr>
-          <w:rFonts w:hint="eastAsia" w:ascii="Times New Roman" w:hAnsi="Times New Roman" w:eastAsia="FangSong" w:cs="Times New Roman"/>
-        </w:rPr>
-        <w:t xml:space="preserve">混合盐</w:t>
-      </w:r>
-    </w:p>
-    <w:p>
-      <w:pPr>
-        <w:pStyle w:val="BodyText"/>
-      </w:pPr>
-      <w:r>
-        <w:rPr>
-          <w:rFonts w:ascii="Times New Roman" w:hAnsi="Times New Roman" w:eastAsia="Times New Roman" w:cs="Times New Roman"/>
-        </w:rPr>
-        <w:t xml:space="preserve">600</w:t>
-      </w:r>
-    </w:p>
-    <w:p>
-      <w:pPr>
-        <w:pStyle w:val="BodyText"/>
-      </w:pPr>
-      <w:r>
-        <w:rPr>
-          <w:rFonts w:ascii="Times New Roman" w:hAnsi="Times New Roman" w:eastAsia="Times New Roman" w:cs="Times New Roman"/>
-        </w:rPr>
-        <w:t xml:space="preserve">Na</w:t>
-      </w:r>
-    </w:p>
-    <w:p>
-      <w:pPr>
-        <w:pStyle w:val="BodyText"/>
-      </w:pPr>
-      <w:r>
-        <w:rPr>
-          <w:rFonts w:ascii="Times New Roman" w:hAnsi="Times New Roman" w:eastAsia="Times New Roman" w:cs="Times New Roman"/>
-        </w:rPr>
-        <w:t xml:space="preserve">97.8</w:t>
-      </w:r>
-    </w:p>
-    <w:p>
-      <w:pPr>
-        <w:pStyle w:val="BodyText"/>
-      </w:pPr>
-      <w:r>
-        <w:rPr>
-          <w:rFonts w:ascii="Times New Roman" w:hAnsi="Times New Roman" w:eastAsia="Times New Roman" w:cs="Times New Roman"/>
-        </w:rPr>
-        <w:t xml:space="preserve">882.9</w:t>
-      </w:r>
-    </w:p>
-    <w:p>
-      <w:pPr>
-        <w:pStyle w:val="BodyText"/>
-      </w:pPr>
-      <w:r>
-        <w:rPr>
-          <w:rFonts w:ascii="Times New Roman" w:hAnsi="Times New Roman" w:eastAsia="Times New Roman" w:cs="Times New Roman"/>
-        </w:rPr>
-        <w:t xml:space="preserve">1</w:t>
-      </w:r>
-    </w:p>
-    <w:p>
-      <w:pPr>
-        <w:pStyle w:val="BodyText"/>
+        <w:spacing w:before="120"/>
       </w:pPr>
       <w:r>
         <w:rPr>
@@ -14806,20 +15091,42 @@
         <w:rPr>
           <w:rFonts w:ascii="Times New Roman" w:hAnsi="Times New Roman" w:eastAsia="Times New Roman" w:cs="Times New Roman"/>
         </w:rPr>
-        <w:t xml:space="preserve"> CaCl</w:t>
-      </w:r>
-      <w:r>
-        <w:rPr>
-          <w:rFonts w:ascii="Times New Roman" w:hAnsi="Times New Roman" w:eastAsia="Times New Roman" w:cs="Times New Roman"/>
-          <w:vertAlign w:val="subscript"/>
-        </w:rPr>
-        <w:t>2</w:t>
-      </w:r>
-      <w:r>
-        <w:rPr>
-          <w:rFonts w:ascii="Times New Roman" w:hAnsi="Times New Roman" w:eastAsia="Times New Roman" w:cs="Times New Roman"/>
-        </w:rPr>
-        <w:t xml:space="preserve"> 57%~58%, NaCl 42%~43%, </w:t>
+        <w:t xml:space="preserve"> </w:t>
+      </w:r>
+      <m:oMath>
+        <m:r>
+          <m:t>C</m:t>
+        </m:r>
+        <m:r>
+          <m:t>a</m:t>
+        </m:r>
+        <m:r>
+          <m:t>C</m:t>
+        </m:r>
+        <m:sSub>
+          <m:e>
+            <m:r>
+              <m:t>l</m:t>
+            </m:r>
+          </m:e>
+          <m:sub>
+            <m:r>
+              <m:t>2</m:t>
+            </m:r>
+          </m:sub>
+        </m:sSub>
+      </m:oMath>
+      <w:r>
+        <w:rPr>
+          <w:rFonts w:ascii="Times New Roman" w:hAnsi="Times New Roman" w:eastAsia="Times New Roman" w:cs="Times New Roman"/>
+        </w:rPr>
+        <w:t xml:space="preserve"> </w:t>
+      </w:r>
+      <w:r>
+        <w:rPr>
+          <w:rFonts w:ascii="Times New Roman" w:hAnsi="Times New Roman" w:eastAsia="Times New Roman" w:cs="Times New Roman"/>
+        </w:rPr>
+        <w:t xml:space="preserve">57%~58%, NaCl 42%~43%, </w:t>
       </w:r>
       <w:r>
         <w:rPr>
@@ -15060,15 +15367,31 @@
         <w:rPr>
           <w:rFonts w:hint="eastAsia" w:ascii="Times New Roman" w:hAnsi="Times New Roman" w:eastAsia="Times New Roman" w:cs="Times New Roman"/>
         </w:rPr>
-        <w:t>，NaNO</w:t>
-      </w:r>
-      <w:r>
-        <w:rPr>
-          <w:rFonts w:hint="eastAsia" w:ascii="Times New Roman" w:hAnsi="Times New Roman" w:eastAsia="Times New Roman" w:cs="Times New Roman"/>
-          <w:vertAlign w:val="subscript"/>
-        </w:rPr>
-        <w:t>2</w:t>
-      </w:r>
+        <w:t>，</w:t>
+      </w:r>
+      <m:oMath>
+        <m:r>
+          <m:t>N</m:t>
+        </m:r>
+        <m:r>
+          <m:t>a</m:t>
+        </m:r>
+        <m:r>
+          <m:t>N</m:t>
+        </m:r>
+        <m:sSub>
+          <m:e>
+            <m:r>
+              <m:t>O</m:t>
+            </m:r>
+          </m:e>
+          <m:sub>
+            <m:r>
+              <m:t>2</m:t>
+            </m:r>
+          </m:sub>
+        </m:sSub>
+      </m:oMath>
       <w:r>
         <w:rPr>
           <w:rFonts w:ascii="Times New Roman" w:hAnsi="Times New Roman" w:eastAsia="Times New Roman" w:cs="Times New Roman"/>
@@ -15138,15 +15461,31 @@
         <w:rPr>
           <w:rFonts w:ascii="Times New Roman" w:hAnsi="Times New Roman" w:eastAsia="Times New Roman" w:cs="Times New Roman"/>
         </w:rPr>
-        <w:t xml:space="preserve"> NaNO</w:t>
-      </w:r>
-      <w:r>
-        <w:rPr>
-          <w:rFonts w:ascii="Times New Roman" w:hAnsi="Times New Roman" w:eastAsia="Times New Roman" w:cs="Times New Roman"/>
-          <w:vertAlign w:val="subscript"/>
-        </w:rPr>
-        <w:t>2</w:t>
-      </w:r>
+        <w:t xml:space="preserve"> </w:t>
+      </w:r>
+      <m:oMath>
+        <m:r>
+          <m:t>N</m:t>
+        </m:r>
+        <m:r>
+          <m:t>a</m:t>
+        </m:r>
+        <m:r>
+          <m:t>N</m:t>
+        </m:r>
+        <m:sSub>
+          <m:e>
+            <m:r>
+              <m:t>O</m:t>
+            </m:r>
+          </m:e>
+          <m:sub>
+            <m:r>
+              <m:t>2</m:t>
+            </m:r>
+          </m:sub>
+        </m:sSub>
+      </m:oMath>
       <w:r>
         <w:rPr>
           <w:rFonts w:ascii="Times New Roman" w:hAnsi="Times New Roman" w:eastAsia="Times New Roman" w:cs="Times New Roman"/>
@@ -15199,20 +15538,36 @@
         <w:rPr>
           <w:rFonts w:ascii="Times New Roman" w:hAnsi="Times New Roman" w:eastAsia="Times New Roman" w:cs="Times New Roman"/>
         </w:rPr>
-        <w:t xml:space="preserve"> NaNO</w:t>
-      </w:r>
-      <w:r>
-        <w:rPr>
-          <w:rFonts w:ascii="Times New Roman" w:hAnsi="Times New Roman" w:eastAsia="Times New Roman" w:cs="Times New Roman"/>
-          <w:vertAlign w:val="subscript"/>
-        </w:rPr>
-        <w:t>2</w:t>
-      </w:r>
-      <w:r>
-        <w:rPr>
-          <w:rFonts w:ascii="Times New Roman" w:hAnsi="Times New Roman" w:eastAsia="Times New Roman" w:cs="Times New Roman"/>
-        </w:rPr>
-        <w:t>。</w:t>
+        <w:t xml:space="preserve"> </w:t>
+      </w:r>
+      <m:oMath>
+        <m:r>
+          <m:t>N</m:t>
+        </m:r>
+        <m:r>
+          <m:t>a</m:t>
+        </m:r>
+        <m:r>
+          <m:t>N</m:t>
+        </m:r>
+        <m:sSub>
+          <m:e>
+            <m:r>
+              <m:t>O</m:t>
+            </m:r>
+          </m:e>
+          <m:sub>
+            <m:r>
+              <m:t>2</m:t>
+            </m:r>
+          </m:sub>
+        </m:sSub>
+      </m:oMath>
+      <w:r>
+        <w:rPr>
+          <w:rFonts w:ascii="Times New Roman" w:hAnsi="Times New Roman" w:eastAsia="Times New Roman" w:cs="Times New Roman"/>
+        </w:rPr>
+        <w:t xml:space="preserve">。</w:t>
       </w:r>
     </w:p>
     <w:p>
@@ -16784,22 +17139,33 @@
         <w:rPr>
           <w:rFonts w:ascii="Times New Roman" w:hAnsi="Times New Roman" w:eastAsia="Times New Roman" w:cs="Times New Roman"/>
         </w:rPr>
-        <w:t xml:space="preserve"> NH</w:t>
-      </w:r>
-      <w:r>
-        <w:rPr>
-          <w:rFonts w:ascii="Times New Roman" w:hAnsi="Times New Roman" w:eastAsia="Times New Roman" w:cs="Times New Roman"/>
-          <w:vertAlign w:val="subscript"/>
-        </w:rPr>
-        <w:t>4</w:t>
-      </w:r>
-      <w:r>
-        <w:rPr>
-          <w:rFonts w:ascii="Times New Roman" w:hAnsi="Times New Roman" w:eastAsia="Times New Roman" w:cs="Times New Roman"/>
-          <w:vertAlign w:val="superscript"/>
-        </w:rPr>
-        <w:t>+</w:t>
-      </w:r>
+        <w:t xml:space="preserve"> </w:t>
+      </w:r>
+      <m:oMath>
+        <m:r>
+          <m:t>N</m:t>
+        </m:r>
+        <m:sSubSup>
+          <m:e>
+            <m:r>
+              <m:t>H</m:t>
+            </m:r>
+          </m:e>
+          <m:sub>
+            <m:r>
+              <m:t>4</m:t>
+            </m:r>
+          </m:sub>
+          <m:sup>
+            <m:r>
+              <m:rPr>
+                <m:sty m:val="p"/>
+              </m:rPr>
+              <m:t>+</m:t>
+            </m:r>
+          </m:sup>
+        </m:sSubSup>
+      </m:oMath>
       <w:r>
         <w:rPr>
           <w:rFonts w:ascii="Times New Roman" w:hAnsi="Times New Roman" w:eastAsia="Times New Roman" w:cs="Times New Roman"/>
@@ -16874,22 +17240,33 @@
         <w:rPr>
           <w:rFonts w:ascii="Times New Roman" w:hAnsi="Times New Roman" w:eastAsia="Times New Roman" w:cs="Times New Roman"/>
         </w:rPr>
-        <w:t xml:space="preserve"> NH</w:t>
-      </w:r>
-      <w:r>
-        <w:rPr>
-          <w:rFonts w:ascii="Times New Roman" w:hAnsi="Times New Roman" w:eastAsia="Times New Roman" w:cs="Times New Roman"/>
-          <w:vertAlign w:val="subscript"/>
-        </w:rPr>
-        <w:t>2</w:t>
-      </w:r>
-      <w:r>
-        <w:rPr>
-          <w:rFonts w:ascii="Times New Roman" w:hAnsi="Times New Roman" w:eastAsia="Times New Roman" w:cs="Times New Roman"/>
-          <w:vertAlign w:val="superscript"/>
-        </w:rPr>
-        <w:t>-</w:t>
-      </w:r>
+        <w:t xml:space="preserve"> </w:t>
+      </w:r>
+      <m:oMath>
+        <m:r>
+          <m:t>N</m:t>
+        </m:r>
+        <m:sSubSup>
+          <m:e>
+            <m:r>
+              <m:t>H</m:t>
+            </m:r>
+          </m:e>
+          <m:sub>
+            <m:r>
+              <m:t>2</m:t>
+            </m:r>
+          </m:sub>
+          <m:sup>
+            <m:r>
+              <m:rPr>
+                <m:sty m:val="p"/>
+              </m:rPr>
+              <m:t>−</m:t>
+            </m:r>
+          </m:sup>
+        </m:sSubSup>
+      </m:oMath>
       <w:r>
         <w:rPr>
           <w:rFonts w:ascii="Times New Roman" w:hAnsi="Times New Roman" w:eastAsia="Times New Roman" w:cs="Times New Roman"/>
@@ -17452,15 +17829,31 @@
         <w:rPr>
           <w:rFonts w:ascii="Times New Roman" w:hAnsi="Times New Roman" w:eastAsia="Times New Roman" w:cs="Times New Roman"/>
         </w:rPr>
-        <w:t xml:space="preserve"> Fe</w:t>
-      </w:r>
-      <w:r>
-        <w:rPr>
-          <w:rFonts w:ascii="Times New Roman" w:hAnsi="Times New Roman" w:eastAsia="Times New Roman" w:cs="Times New Roman"/>
-          <w:vertAlign w:val="superscript"/>
-        </w:rPr>
-        <w:t>3+</w:t>
-      </w:r>
+        <w:t xml:space="preserve"> </w:t>
+      </w:r>
+      <m:oMath>
+        <m:r>
+          <m:t>F</m:t>
+        </m:r>
+        <m:sSup>
+          <m:e>
+            <m:r>
+              <m:t>e</m:t>
+            </m:r>
+          </m:e>
+          <m:sup>
+            <m:r>
+              <m:t>3</m:t>
+            </m:r>
+            <m:r>
+              <m:rPr>
+                <m:sty m:val="p"/>
+              </m:rPr>
+              <m:t>+</m:t>
+            </m:r>
+          </m:sup>
+        </m:sSup>
+      </m:oMath>
       <w:r>
         <w:rPr>
           <w:rFonts w:ascii="Times New Roman" w:hAnsi="Times New Roman" w:eastAsia="Times New Roman" w:cs="Times New Roman"/>
@@ -17477,15 +17870,31 @@
         <w:rPr>
           <w:rFonts w:ascii="Times New Roman" w:hAnsi="Times New Roman" w:eastAsia="Times New Roman" w:cs="Times New Roman"/>
         </w:rPr>
-        <w:t xml:space="preserve"> Fe</w:t>
-      </w:r>
-      <w:r>
-        <w:rPr>
-          <w:rFonts w:ascii="Times New Roman" w:hAnsi="Times New Roman" w:eastAsia="Times New Roman" w:cs="Times New Roman"/>
-          <w:vertAlign w:val="superscript"/>
-        </w:rPr>
-        <w:t>2+</w:t>
-      </w:r>
+        <w:t xml:space="preserve"> </w:t>
+      </w:r>
+      <m:oMath>
+        <m:r>
+          <m:t>F</m:t>
+        </m:r>
+        <m:sSup>
+          <m:e>
+            <m:r>
+              <m:t>e</m:t>
+            </m:r>
+          </m:e>
+          <m:sup>
+            <m:r>
+              <m:t>2</m:t>
+            </m:r>
+            <m:r>
+              <m:rPr>
+                <m:sty m:val="p"/>
+              </m:rPr>
+              <m:t>+</m:t>
+            </m:r>
+          </m:sup>
+        </m:sSup>
+      </m:oMath>
       <w:r>
         <w:rPr>
           <w:rFonts w:ascii="Times New Roman" w:hAnsi="Times New Roman" w:eastAsia="Times New Roman" w:cs="Times New Roman"/>
@@ -17725,40 +18134,50 @@
         <w:rPr>
           <w:rFonts w:ascii="Times New Roman" w:hAnsi="Times New Roman" w:eastAsia="Times New Roman" w:cs="Times New Roman"/>
         </w:rPr>
-        <w:t>A. NH</w:t>
-      </w:r>
-      <w:r>
-        <w:rPr>
-          <w:rFonts w:ascii="Times New Roman" w:hAnsi="Times New Roman" w:eastAsia="Times New Roman" w:cs="Times New Roman"/>
-          <w:vertAlign w:val="subscript"/>
-        </w:rPr>
-        <w:t>4</w:t>
-      </w:r>
-      <w:r>
-        <w:rPr>
-          <w:rFonts w:ascii="Times New Roman" w:hAnsi="Times New Roman" w:eastAsia="Times New Roman" w:cs="Times New Roman"/>
-          <w:vertAlign w:val="superscript"/>
-        </w:rPr>
-        <w:t>+</w:t>
-      </w:r>
-      <w:r>
-        <w:rPr>
-          <w:rFonts w:ascii="Times New Roman" w:hAnsi="Times New Roman" w:eastAsia="Times New Roman" w:cs="Times New Roman"/>
-        </w:rPr>
-        <w:t xml:space="preserve"> B. N</w:t>
-      </w:r>
-      <w:r>
-        <w:rPr>
-          <w:rFonts w:ascii="Times New Roman" w:hAnsi="Times New Roman" w:eastAsia="Times New Roman" w:cs="Times New Roman"/>
-          <w:vertAlign w:val="subscript"/>
-        </w:rPr>
-        <w:t>2</w:t>
-      </w:r>
-      <w:r>
-        <w:rPr>
-          <w:rFonts w:ascii="Times New Roman" w:hAnsi="Times New Roman" w:eastAsia="Times New Roman" w:cs="Times New Roman"/>
-        </w:rPr>
-        <w:t xml:space="preserve"> C.</w:t>
+        <w:t xml:space="preserve">A.</w:t>
+      </w:r>
+      <w:r>
+        <w:rPr>
+          <w:rFonts w:ascii="Times New Roman" w:hAnsi="Times New Roman" w:eastAsia="Times New Roman" w:cs="Times New Roman"/>
+        </w:rPr>
+        <w:t xml:space="preserve"> </w:t>
+      </w:r>
+      <m:oMath>
+        <m:r>
+          <m:t>N</m:t>
+        </m:r>
+        <m:sSubSup>
+          <m:e>
+            <m:r>
+              <m:t>H</m:t>
+            </m:r>
+          </m:e>
+          <m:sub>
+            <m:r>
+              <m:t>4</m:t>
+            </m:r>
+          </m:sub>
+          <m:sup>
+            <m:r>
+              <m:rPr>
+                <m:sty m:val="p"/>
+              </m:rPr>
+              <m:t>+</m:t>
+            </m:r>
+          </m:sup>
+        </m:sSubSup>
+      </m:oMath>
+      <w:r>
+        <w:rPr>
+          <w:rFonts w:ascii="Times New Roman" w:hAnsi="Times New Roman" w:eastAsia="Times New Roman" w:cs="Times New Roman"/>
+        </w:rPr>
+        <w:t xml:space="preserve"> </w:t>
+      </w:r>
+      <w:r>
+        <w:rPr>
+          <w:rFonts w:ascii="Times New Roman" w:hAnsi="Times New Roman" w:eastAsia="Times New Roman" w:cs="Times New Roman"/>
+        </w:rPr>
+        <w:t xml:space="preserve">B.</w:t>
       </w:r>
       <w:r>
         <w:rPr>
@@ -17779,6 +18198,38 @@
             </m:r>
           </m:sub>
         </m:sSub>
+      </m:oMath>
+      <w:r>
+        <w:rPr>
+          <w:rFonts w:ascii="Times New Roman" w:hAnsi="Times New Roman" w:eastAsia="Times New Roman" w:cs="Times New Roman"/>
+        </w:rPr>
+        <w:t xml:space="preserve"> </w:t>
+      </w:r>
+      <w:r>
+        <w:rPr>
+          <w:rFonts w:ascii="Times New Roman" w:hAnsi="Times New Roman" w:eastAsia="Times New Roman" w:cs="Times New Roman"/>
+        </w:rPr>
+        <w:t xml:space="preserve">C.</w:t>
+      </w:r>
+      <w:r>
+        <w:rPr>
+          <w:rFonts w:ascii="Times New Roman" w:hAnsi="Times New Roman" w:eastAsia="Times New Roman" w:cs="Times New Roman"/>
+        </w:rPr>
+        <w:t xml:space="preserve"> </w:t>
+      </w:r>
+      <m:oMath>
+        <m:sSub>
+          <m:e>
+            <m:r>
+              <m:t>N</m:t>
+            </m:r>
+          </m:e>
+          <m:sub>
+            <m:r>
+              <m:t>2</m:t>
+            </m:r>
+          </m:sub>
+        </m:sSub>
         <m:r>
           <m:t>O</m:t>
         </m:r>
@@ -17793,15 +18244,31 @@
         <w:rPr>
           <w:rFonts w:ascii="Times New Roman" w:hAnsi="Times New Roman" w:eastAsia="Times New Roman" w:cs="Times New Roman"/>
         </w:rPr>
-        <w:t>D. NO</w:t>
-      </w:r>
-      <w:r>
-        <w:rPr>
-          <w:rFonts w:ascii="Times New Roman" w:hAnsi="Times New Roman" w:eastAsia="Times New Roman" w:cs="Times New Roman"/>
-          <w:vertAlign w:val="subscript"/>
-        </w:rPr>
-        <w:t>2</w:t>
-      </w:r>
+        <w:t xml:space="preserve">D.</w:t>
+      </w:r>
+      <w:r>
+        <w:rPr>
+          <w:rFonts w:ascii="Times New Roman" w:hAnsi="Times New Roman" w:eastAsia="Times New Roman" w:cs="Times New Roman"/>
+        </w:rPr>
+        <w:t xml:space="preserve"> </w:t>
+      </w:r>
+      <m:oMath>
+        <m:r>
+          <m:t>N</m:t>
+        </m:r>
+        <m:sSub>
+          <m:e>
+            <m:r>
+              <m:t>O</m:t>
+            </m:r>
+          </m:e>
+          <m:sub>
+            <m:r>
+              <m:t>2</m:t>
+            </m:r>
+          </m:sub>
+        </m:sSub>
+      </m:oMath>
     </w:p>
     <w:p>
       <w:pPr>
@@ -18958,15 +19425,31 @@
         <w:rPr>
           <w:rFonts w:ascii="Times New Roman" w:hAnsi="Times New Roman" w:eastAsia="Times New Roman" w:cs="Times New Roman"/>
         </w:rPr>
-        <w:t xml:space="preserve"> Cu</w:t>
-      </w:r>
-      <w:r>
-        <w:rPr>
-          <w:rFonts w:ascii="Times New Roman" w:hAnsi="Times New Roman" w:eastAsia="Times New Roman" w:cs="Times New Roman"/>
-          <w:vertAlign w:val="superscript"/>
-        </w:rPr>
-        <w:t>2+</w:t>
-      </w:r>
+        <w:t xml:space="preserve"> </w:t>
+      </w:r>
+      <m:oMath>
+        <m:r>
+          <m:t>C</m:t>
+        </m:r>
+        <m:sSup>
+          <m:e>
+            <m:r>
+              <m:t>u</m:t>
+            </m:r>
+          </m:e>
+          <m:sup>
+            <m:r>
+              <m:t>2</m:t>
+            </m:r>
+            <m:r>
+              <m:rPr>
+                <m:sty m:val="p"/>
+              </m:rPr>
+              <m:t>+</m:t>
+            </m:r>
+          </m:sup>
+        </m:sSup>
+      </m:oMath>
       <w:r>
         <w:rPr>
           <w:rFonts w:ascii="Times New Roman" w:hAnsi="Times New Roman" w:eastAsia="Times New Roman" w:cs="Times New Roman"/>
@@ -19001,15 +19484,25 @@
         <w:rPr>
           <w:rFonts w:ascii="Times New Roman" w:hAnsi="Times New Roman" w:eastAsia="Times New Roman" w:cs="Times New Roman"/>
         </w:rPr>
-        <w:t xml:space="preserve"> H</w:t>
-      </w:r>
-      <w:r>
-        <w:rPr>
-          <w:rFonts w:ascii="Times New Roman" w:hAnsi="Times New Roman" w:eastAsia="Times New Roman" w:cs="Times New Roman"/>
-          <w:vertAlign w:val="superscript"/>
-        </w:rPr>
-        <w:t>+</w:t>
-      </w:r>
+        <w:t xml:space="preserve"> </w:t>
+      </w:r>
+      <m:oMath>
+        <m:sSup>
+          <m:e>
+            <m:r>
+              <m:t>H</m:t>
+            </m:r>
+          </m:e>
+          <m:sup>
+            <m:r>
+              <m:rPr>
+                <m:sty m:val="p"/>
+              </m:rPr>
+              <m:t>+</m:t>
+            </m:r>
+          </m:sup>
+        </m:sSup>
+      </m:oMath>
       <w:r>
         <w:rPr>
           <w:rFonts w:ascii="Times New Roman" w:hAnsi="Times New Roman" w:eastAsia="Times New Roman" w:cs="Times New Roman"/>
@@ -19329,15 +19822,28 @@
         <w:rPr>
           <w:rFonts w:ascii="Times New Roman" w:hAnsi="Times New Roman" w:eastAsia="Times New Roman" w:cs="Times New Roman"/>
         </w:rPr>
-        <w:t xml:space="preserve"> SbF</w:t>
-      </w:r>
-      <w:r>
-        <w:rPr>
-          <w:rFonts w:ascii="Times New Roman" w:hAnsi="Times New Roman" w:eastAsia="Times New Roman" w:cs="Times New Roman"/>
-          <w:vertAlign w:val="subscript"/>
-        </w:rPr>
-        <w:t>5</w:t>
-      </w:r>
+        <w:t xml:space="preserve"> </w:t>
+      </w:r>
+      <m:oMath>
+        <m:r>
+          <m:t>S</m:t>
+        </m:r>
+        <m:r>
+          <m:t>b</m:t>
+        </m:r>
+        <m:sSub>
+          <m:e>
+            <m:r>
+              <m:t>F</m:t>
+            </m:r>
+          </m:e>
+          <m:sub>
+            <m:r>
+              <m:t>5</m:t>
+            </m:r>
+          </m:sub>
+        </m:sSub>
+      </m:oMath>
       <w:r>
         <w:rPr>
           <w:rFonts w:ascii="Times New Roman" w:hAnsi="Times New Roman" w:eastAsia="Times New Roman" w:cs="Times New Roman"/>
@@ -21192,6 +21698,7 @@
     <w:p>
       <w:pPr>
         <w:pStyle w:val="FirstParagraph"/>
+        <w:spacing w:after="80"/>
       </w:pPr>
       <w:r>
         <w:rPr>
@@ -21206,145 +21713,225 @@
         <w:t>：</w:t>
       </w:r>
     </w:p>
-    <w:p>
-      <w:pPr>
-        <w:pStyle w:val="BodyText"/>
-      </w:pPr>
-      <w:r>
-        <w:rPr>
-          <w:rFonts w:hint="eastAsia" w:ascii="Times New Roman" w:hAnsi="Times New Roman" w:eastAsia="FangSong" w:cs="Times New Roman"/>
-        </w:rPr>
-        <w:t xml:space="preserve">氢化物</w:t>
-      </w:r>
-    </w:p>
-    <w:p>
-      <w:pPr>
-        <w:pStyle w:val="BodyText"/>
-      </w:pPr>
-      <w:r>
-        <w:rPr>
-          <w:rFonts w:ascii="Times New Roman" w:hAnsi="Times New Roman" w:eastAsia="Times New Roman" w:cs="Times New Roman"/>
-        </w:rPr>
-        <w:t xml:space="preserve">LiH</w:t>
-      </w:r>
-    </w:p>
-    <w:p>
-      <w:pPr>
-        <w:pStyle w:val="BodyText"/>
-      </w:pPr>
-      <w:r>
-        <w:rPr>
-          <w:rFonts w:ascii="Times New Roman" w:hAnsi="Times New Roman" w:eastAsia="Times New Roman" w:cs="Times New Roman"/>
-        </w:rPr>
-        <w:t xml:space="preserve">KH</w:t>
-      </w:r>
-    </w:p>
-    <w:p>
-      <w:pPr>
-        <w:pStyle w:val="BodyText"/>
-      </w:pPr>
-      <w:r>
-        <w:rPr>
-          <w:rFonts w:ascii="Times New Roman" w:hAnsi="Times New Roman" w:eastAsia="Times New Roman" w:cs="Times New Roman"/>
-        </w:rPr>
-        <w:t xml:space="preserve">NaH</w:t>
-      </w:r>
-    </w:p>
-    <w:p>
-      <w:pPr>
-        <w:pStyle w:val="BodyText"/>
-      </w:pPr>
-      <w:r>
-        <w:rPr>
-          <w:rFonts w:hint="eastAsia" w:ascii="Times New Roman" w:hAnsi="Times New Roman" w:eastAsia="FangSong" w:cs="Times New Roman"/>
-        </w:rPr>
-        <w:t xml:space="preserve">密度</w:t>
-      </w:r>
-      <w:r>
-        <w:rPr>
-          <w:rFonts w:ascii="Times New Roman" w:hAnsi="Times New Roman" w:eastAsia="Times New Roman" w:cs="Times New Roman"/>
-        </w:rPr>
-        <w:t xml:space="preserve"> g·cm-3</w:t>
-      </w:r>
-    </w:p>
-    <w:p>
-      <w:pPr>
-        <w:pStyle w:val="BodyText"/>
-      </w:pPr>
-      <w:r>
-        <w:rPr>
-          <w:rFonts w:ascii="Times New Roman" w:hAnsi="Times New Roman" w:eastAsia="Times New Roman" w:cs="Times New Roman"/>
-        </w:rPr>
-        <w:t xml:space="preserve">0.78</w:t>
-      </w:r>
-    </w:p>
-    <w:p>
-      <w:pPr>
-        <w:pStyle w:val="BodyText"/>
-      </w:pPr>
-      <w:r>
-        <w:rPr>
-          <w:rFonts w:ascii="Times New Roman" w:hAnsi="Times New Roman" w:eastAsia="Times New Roman" w:cs="Times New Roman"/>
-        </w:rPr>
-        <w:t xml:space="preserve">1.43</w:t>
-      </w:r>
-    </w:p>
-    <w:p>
-      <w:pPr>
-        <w:pStyle w:val="BodyText"/>
-      </w:pPr>
-      <w:r>
-        <w:rPr>
-          <w:rFonts w:hint="eastAsia" w:ascii="Times New Roman" w:hAnsi="Times New Roman" w:eastAsia="FangSong" w:cs="Times New Roman"/>
-        </w:rPr>
-        <w:t>分解温度</w:t>
-      </w:r>
-      <w:r>
-        <w:rPr>
-          <w:rFonts w:hint="eastAsia" w:ascii="Times New Roman" w:hAnsi="Times New Roman" w:eastAsia="Times New Roman" w:cs="Times New Roman"/>
-        </w:rPr>
-        <w:t>°C</w:t>
-      </w:r>
-    </w:p>
-    <w:p>
-      <w:pPr>
-        <w:pStyle w:val="BodyText"/>
-      </w:pPr>
-      <w:r>
-        <w:rPr>
-          <w:rFonts w:ascii="Times New Roman" w:hAnsi="Times New Roman" w:eastAsia="Times New Roman" w:cs="Times New Roman"/>
-        </w:rPr>
-        <w:t xml:space="preserve">850</w:t>
-      </w:r>
-    </w:p>
-    <w:p>
-      <w:pPr>
-        <w:pStyle w:val="BodyText"/>
-      </w:pPr>
-      <w:r>
-        <w:rPr>
-          <w:rFonts w:ascii="Times New Roman" w:hAnsi="Times New Roman" w:eastAsia="Times New Roman" w:cs="Times New Roman"/>
-        </w:rPr>
-        <w:t xml:space="preserve">400</w:t>
-      </w:r>
-    </w:p>
-    <w:p>
-      <w:pPr>
-        <w:pStyle w:val="BodyText"/>
-      </w:pPr>
-      <w:r>
-        <w:rPr>
-          <w:rFonts w:ascii="Times New Roman" w:hAnsi="Times New Roman" w:eastAsia="Times New Roman" w:cs="Times New Roman"/>
-        </w:rPr>
-        <w:t xml:space="preserve">425</w:t>
-      </w:r>
-    </w:p>
+    <w:tbl>
+      <w:tblPr>
+        <w:tblStyle w:val="Table"/>
+        <w:tblW w:type="auto" w:w="0"/>
+        <w:tblLook w:firstRow="1" w:lastRow="0" w:firstColumn="0" w:lastColumn="0" w:noHBand="0" w:noVBand="0" w:val="0020"/>
+      </w:tblPr>
+      <w:tblGrid>
+        <w:gridCol w:w="1980"/>
+        <w:gridCol w:w="1980"/>
+        <w:gridCol w:w="1980"/>
+        <w:gridCol w:w="1980"/>
+      </w:tblGrid>
+      <w:tr>
+        <w:trPr>
+          <w:tblHeader w:val="on"/>
+        </w:trPr>
+        <w:tc>
+          <w:tcPr/>
+          <w:p>
+            <w:pPr>
+              <w:pStyle w:val="Compact"/>
+              <w:jc w:val="center"/>
+            </w:pPr>
+            <w:r>
+              <w:rPr>
+                <w:rFonts w:hint="eastAsia" w:ascii="Times New Roman" w:hAnsi="Times New Roman" w:eastAsia="SimHei" w:cs="Times New Roman"/>
+                <w:b/>
+              </w:rPr>
+              <w:t xml:space="preserve">氢化物</w:t>
+            </w:r>
+          </w:p>
+        </w:tc>
+        <w:tc>
+          <w:tcPr/>
+          <w:p>
+            <w:pPr>
+              <w:pStyle w:val="Compact"/>
+              <w:jc w:val="center"/>
+            </w:pPr>
+            <w:r>
+              <w:rPr>
+                <w:rFonts w:ascii="Times New Roman" w:hAnsi="Times New Roman" w:eastAsia="Times New Roman" w:cs="Times New Roman"/>
+                <w:b/>
+              </w:rPr>
+              <w:t xml:space="preserve">LiH</w:t>
+            </w:r>
+          </w:p>
+        </w:tc>
+        <w:tc>
+          <w:tcPr/>
+          <w:p>
+            <w:pPr>
+              <w:pStyle w:val="Compact"/>
+              <w:jc w:val="center"/>
+            </w:pPr>
+            <w:r>
+              <w:rPr>
+                <w:rFonts w:ascii="Times New Roman" w:hAnsi="Times New Roman" w:eastAsia="Times New Roman" w:cs="Times New Roman"/>
+                <w:b/>
+              </w:rPr>
+              <w:t xml:space="preserve">KH</w:t>
+            </w:r>
+          </w:p>
+        </w:tc>
+        <w:tc>
+          <w:tcPr/>
+          <w:p>
+            <w:pPr>
+              <w:pStyle w:val="Compact"/>
+              <w:jc w:val="center"/>
+            </w:pPr>
+            <w:r>
+              <w:rPr>
+                <w:rFonts w:ascii="Times New Roman" w:hAnsi="Times New Roman" w:eastAsia="Times New Roman" w:cs="Times New Roman"/>
+                <w:b/>
+              </w:rPr>
+              <w:t xml:space="preserve">NaH</w:t>
+            </w:r>
+          </w:p>
+        </w:tc>
+      </w:tr>
+      <w:tr>
+        <w:tc>
+          <w:tcPr/>
+          <w:p>
+            <w:pPr>
+              <w:pStyle w:val="Compact"/>
+              <w:jc w:val="center"/>
+            </w:pPr>
+            <w:r>
+              <w:rPr>
+                <w:rFonts w:hint="eastAsia" w:ascii="Times New Roman" w:hAnsi="Times New Roman" w:eastAsia="FangSong" w:cs="Times New Roman"/>
+              </w:rPr>
+              <w:t xml:space="preserve">密度</w:t>
+            </w:r>
+            <w:r>
+              <w:rPr>
+                <w:rFonts w:ascii="Times New Roman" w:hAnsi="Times New Roman" w:eastAsia="Times New Roman" w:cs="Times New Roman"/>
+              </w:rPr>
+              <w:t xml:space="preserve"> g·cm-3</w:t>
+            </w:r>
+          </w:p>
+        </w:tc>
+        <w:tc>
+          <w:tcPr/>
+          <w:p>
+            <w:pPr>
+              <w:pStyle w:val="Compact"/>
+              <w:jc w:val="center"/>
+            </w:pPr>
+            <w:r>
+              <w:rPr>
+                <w:rFonts w:ascii="Times New Roman" w:hAnsi="Times New Roman" w:eastAsia="Times New Roman" w:cs="Times New Roman"/>
+              </w:rPr>
+              <w:t xml:space="preserve">0.78</w:t>
+            </w:r>
+          </w:p>
+        </w:tc>
+        <w:tc>
+          <w:tcPr/>
+          <w:p>
+            <w:pPr>
+              <w:pStyle w:val="Compact"/>
+              <w:jc w:val="center"/>
+            </w:pPr>
+            <w:r>
+              <w:rPr>
+                <w:rFonts w:ascii="Times New Roman" w:hAnsi="Times New Roman" w:eastAsia="Times New Roman" w:cs="Times New Roman"/>
+              </w:rPr>
+              <w:t xml:space="preserve">1.43</w:t>
+            </w:r>
+          </w:p>
+        </w:tc>
+        <w:tc>
+          <w:tcPr/>
+          <w:p>
+            <w:pPr>
+              <w:pStyle w:val="Compact"/>
+              <w:jc w:val="center"/>
+            </w:pPr>
+          </w:p>
+        </w:tc>
+      </w:tr>
+      <w:tr>
+        <w:tc>
+          <w:tcPr/>
+          <w:p>
+            <w:pPr>
+              <w:pStyle w:val="Compact"/>
+              <w:jc w:val="center"/>
+            </w:pPr>
+            <w:r>
+              <w:rPr>
+                <w:rFonts w:hint="eastAsia" w:ascii="Times New Roman" w:hAnsi="Times New Roman" w:eastAsia="FangSong" w:cs="Times New Roman"/>
+              </w:rPr>
+              <w:t>分解温度</w:t>
+            </w:r>
+            <w:r>
+              <w:rPr>
+                <w:rFonts w:hint="eastAsia" w:ascii="Times New Roman" w:hAnsi="Times New Roman" w:eastAsia="Times New Roman" w:cs="Times New Roman"/>
+              </w:rPr>
+              <w:t>°C</w:t>
+            </w:r>
+          </w:p>
+        </w:tc>
+        <w:tc>
+          <w:tcPr/>
+          <w:p>
+            <w:pPr>
+              <w:pStyle w:val="Compact"/>
+              <w:jc w:val="center"/>
+            </w:pPr>
+            <w:r>
+              <w:rPr>
+                <w:rFonts w:ascii="Times New Roman" w:hAnsi="Times New Roman" w:eastAsia="Times New Roman" w:cs="Times New Roman"/>
+              </w:rPr>
+              <w:t xml:space="preserve">850</w:t>
+            </w:r>
+          </w:p>
+        </w:tc>
+        <w:tc>
+          <w:tcPr/>
+          <w:p>
+            <w:pPr>
+              <w:pStyle w:val="Compact"/>
+              <w:jc w:val="center"/>
+            </w:pPr>
+            <w:r>
+              <w:rPr>
+                <w:rFonts w:ascii="Times New Roman" w:hAnsi="Times New Roman" w:eastAsia="Times New Roman" w:cs="Times New Roman"/>
+              </w:rPr>
+              <w:t xml:space="preserve">400</w:t>
+            </w:r>
+          </w:p>
+        </w:tc>
+        <w:tc>
+          <w:tcPr/>
+          <w:p>
+            <w:pPr>
+              <w:pStyle w:val="Compact"/>
+              <w:jc w:val="center"/>
+            </w:pPr>
+            <w:r>
+              <w:rPr>
+                <w:rFonts w:ascii="Times New Roman" w:hAnsi="Times New Roman" w:eastAsia="Times New Roman" w:cs="Times New Roman"/>
+              </w:rPr>
+              <w:t xml:space="preserve">425</w:t>
+            </w:r>
+          </w:p>
+        </w:tc>
+      </w:tr>
+    </w:tbl>
     <w:p>
       <w:pPr>
         <w:numPr>
           <w:ilvl w:val="0"/>
           <w:numId w:val="1034"/>
         </w:numPr>
+        <w:spacing w:before="120"/>
       </w:pPr>
       <w:r>
         <w:rPr>
@@ -25651,7 +26238,7 @@
     <ns0:name ns0:val="Verbatim Char"/>
     <ns0:basedOn ns0:val="BodyTextChar"/>
     <ns0:rPr>
-      <ns0:rFonts ns0:ascii="Times New Roman" ns0:cs="Times New Roman" ns0:eastAsia="FangSong" ns0:hAnsi="Times New Roman"/>
+      <ns0:rFonts ns0:ascii="SimSun" ns0:cs="SimSun" ns0:eastAsia="SimSun" ns0:hAnsi="SimSun"/>
       <ns0:b ns0:val="0"/>
       <ns0:sz ns0:val="20"/>
     </ns0:rPr>
@@ -25705,7 +26292,7 @@
       <w:wordWrap w:val="off"/>
     </w:pPr>
     <ns0:rPr>
-      <w:rFonts ns0:ascii="Times New Roman" ns0:hAnsi="Times New Roman" ns0:eastAsia="FangSong" ns0:cs="Times New Roman"/>
+      <w:rFonts ns0:ascii="SimSun" ns0:hAnsi="SimSun" ns0:eastAsia="SimSun" ns0:cs="SimSun"/>
     </ns0:rPr>
   </w:style>
   <w:style w:type="character" w:customStyle="1" w:styleId="KeywordTok">

--- a/00-首页/题组Word/专项卷/一分册/专项卷V-教师版.docx
+++ b/00-首页/题组Word/专项卷/一分册/专项卷V-教师版.docx
@@ -124,6 +124,8 @@
     <w:p>
       <w:pPr>
         <w:pStyle w:val="BodyText"/>
+        <w:ind w:left="480" w:hanging="480"/>
+        <w:spacing w:after="0"/>
       </w:pPr>
       <w:r>
         <w:rPr>
@@ -369,11 +371,57 @@
         </w:rPr>
         <w:t xml:space="preserve"> </w:t>
       </w:r>
-      <w:r>
-        <w:rPr>
-          <w:rFonts w:ascii="Times New Roman" w:hAnsi="Times New Roman" w:eastAsia="Times New Roman" w:cs="Times New Roman"/>
-        </w:rPr>
-        <w:t xml:space="preserve">A. 37%　B. 34%　C. 29%　D. 40%</w:t>
+    </w:p>
+    <w:p>
+      <w:pPr>
+        <w:pStyle w:val="BodyText"/>
+        <w:ind w:left="480" w:hanging="480"/>
+        <w:spacing w:before="0" w:after="0"/>
+      </w:pPr>
+      <w:r>
+        <w:rPr>
+          <w:rFonts w:ascii="Times New Roman" w:hAnsi="Times New Roman" w:eastAsia="Times New Roman" w:cs="Times New Roman"/>
+        </w:rPr>
+        <w:t xml:space="preserve">A. 37%　</w:t>
+      </w:r>
+    </w:p>
+    <w:p>
+      <w:pPr>
+        <w:pStyle w:val="BodyText"/>
+        <w:ind w:left="480" w:hanging="480"/>
+        <w:spacing w:before="0" w:after="0"/>
+      </w:pPr>
+      <w:r>
+        <w:rPr>
+          <w:rFonts w:ascii="Times New Roman" w:hAnsi="Times New Roman" w:eastAsia="Times New Roman" w:cs="Times New Roman"/>
+        </w:rPr>
+        <w:t xml:space="preserve">B. 34%　</w:t>
+      </w:r>
+    </w:p>
+    <w:p>
+      <w:pPr>
+        <w:pStyle w:val="BodyText"/>
+        <w:ind w:left="480" w:hanging="480"/>
+        <w:spacing w:before="0" w:after="0"/>
+      </w:pPr>
+      <w:r>
+        <w:rPr>
+          <w:rFonts w:ascii="Times New Roman" w:hAnsi="Times New Roman" w:eastAsia="Times New Roman" w:cs="Times New Roman"/>
+        </w:rPr>
+        <w:t xml:space="preserve">C. 29%　</w:t>
+      </w:r>
+    </w:p>
+    <w:p>
+      <w:pPr>
+        <w:pStyle w:val="BodyText"/>
+        <w:ind w:left="480" w:hanging="480"/>
+        <w:spacing w:before="0" w:after="180"/>
+      </w:pPr>
+      <w:r>
+        <w:rPr>
+          <w:rFonts w:ascii="Times New Roman" w:hAnsi="Times New Roman" w:eastAsia="Times New Roman" w:cs="Times New Roman"/>
+        </w:rPr>
+        <w:t xml:space="preserve">D. 40%</w:t>
       </w:r>
     </w:p>
     <w:p>
@@ -1146,6 +1194,8 @@
     <w:p>
       <w:pPr>
         <w:pStyle w:val="FirstParagraph"/>
+        <w:ind w:left="480" w:hanging="480"/>
+        <w:spacing w:after="0"/>
       </w:pPr>
       <w:r>
         <w:rPr>
@@ -1163,7 +1213,20 @@
         <w:rPr>
           <w:rFonts w:ascii="Times New Roman" w:hAnsi="Times New Roman" w:eastAsia="Times New Roman" w:cs="Times New Roman"/>
         </w:rPr>
-        <w:t xml:space="preserve">　B. </w:t>
+        <w:t xml:space="preserve">　</w:t>
+      </w:r>
+    </w:p>
+    <w:p>
+      <w:pPr>
+        <w:pStyle w:val="FirstParagraph"/>
+        <w:ind w:left="480" w:hanging="480"/>
+        <w:spacing w:before="0" w:after="0"/>
+      </w:pPr>
+      <w:r>
+        <w:rPr>
+          <w:rFonts w:ascii="Times New Roman" w:hAnsi="Times New Roman" w:eastAsia="Times New Roman" w:cs="Times New Roman"/>
+        </w:rPr>
+        <w:t xml:space="preserve">B. </w:t>
       </w:r>
       <w:r>
         <w:rPr>
@@ -1175,7 +1238,20 @@
         <w:rPr>
           <w:rFonts w:ascii="Times New Roman" w:hAnsi="Times New Roman" w:eastAsia="Times New Roman" w:cs="Times New Roman"/>
         </w:rPr>
-        <w:t xml:space="preserve">　C. </w:t>
+        <w:t xml:space="preserve">　</w:t>
+      </w:r>
+    </w:p>
+    <w:p>
+      <w:pPr>
+        <w:pStyle w:val="FirstParagraph"/>
+        <w:ind w:left="480" w:hanging="480"/>
+        <w:spacing w:before="0" w:after="0"/>
+      </w:pPr>
+      <w:r>
+        <w:rPr>
+          <w:rFonts w:ascii="Times New Roman" w:hAnsi="Times New Roman" w:eastAsia="Times New Roman" w:cs="Times New Roman"/>
+        </w:rPr>
+        <w:t xml:space="preserve">C. </w:t>
       </w:r>
       <w:r>
         <w:rPr>
@@ -1187,7 +1263,20 @@
         <w:rPr>
           <w:rFonts w:ascii="Times New Roman" w:hAnsi="Times New Roman" w:eastAsia="Times New Roman" w:cs="Times New Roman"/>
         </w:rPr>
-        <w:t xml:space="preserve">　D. </w:t>
+        <w:t xml:space="preserve">　</w:t>
+      </w:r>
+    </w:p>
+    <w:p>
+      <w:pPr>
+        <w:pStyle w:val="FirstParagraph"/>
+        <w:ind w:left="480" w:hanging="480"/>
+        <w:spacing w:before="0" w:after="180"/>
+      </w:pPr>
+      <w:r>
+        <w:rPr>
+          <w:rFonts w:ascii="Times New Roman" w:hAnsi="Times New Roman" w:eastAsia="Times New Roman" w:cs="Times New Roman"/>
+        </w:rPr>
+        <w:t xml:space="preserve">D. </w:t>
       </w:r>
       <w:r>
         <w:rPr>
@@ -4849,7 +4938,7 @@
         </w:rPr>
         <w:drawing>
           <wp:inline>
-            <wp:extent cx="3240000" cy="3646411"/>
+            <wp:extent cx="3240000" cy="3522230"/>
             <wp:effectExtent b="0" l="0" r="0" t="0"/>
             <wp:docPr descr="" title="" id="25" name="Picture"/>
             <a:graphic>
@@ -4870,7 +4959,7 @@
                   <pic:spPr bwMode="auto">
                     <a:xfrm>
                       <a:off x="0" y="0"/>
-                      <a:ext cx="3240000" cy="3646411"/>
+                      <a:ext cx="3240000" cy="3522230"/>
                     </a:xfrm>
                     <a:prstGeom prst="rect">
                       <a:avLst/>
@@ -8054,7 +8143,7 @@
         </w:rPr>
         <w:drawing>
           <wp:inline>
-            <wp:extent cx="3600000" cy="1997764"/>
+            <wp:extent cx="3599998" cy="1997764"/>
             <wp:effectExtent b="0" l="0" r="0" t="0"/>
             <wp:docPr descr="" title="" id="42" name="Picture"/>
             <a:graphic>
@@ -8075,7 +8164,7 @@
                   <pic:spPr bwMode="auto">
                     <a:xfrm>
                       <a:off x="0" y="0"/>
-                      <a:ext cx="3600000" cy="1997764"/>
+                      <a:ext cx="3599998" cy="1997764"/>
                     </a:xfrm>
                     <a:prstGeom prst="rect">
                       <a:avLst/>
@@ -8895,7 +8984,7 @@
         </w:rPr>
         <w:drawing>
           <wp:inline>
-            <wp:extent cx="3600000" cy="2418380"/>
+            <wp:extent cx="3600000" cy="2410573"/>
             <wp:effectExtent b="0" l="0" r="0" t="0"/>
             <wp:docPr descr="" title="" id="51" name="Picture"/>
             <a:graphic>
@@ -8916,7 +9005,7 @@
                   <pic:spPr bwMode="auto">
                     <a:xfrm>
                       <a:off x="0" y="0"/>
-                      <a:ext cx="3600000" cy="2418380"/>
+                      <a:ext cx="3600000" cy="2410573"/>
                     </a:xfrm>
                     <a:prstGeom prst="rect">
                       <a:avLst/>
@@ -10036,12 +10125,53 @@
     <w:p>
       <w:pPr>
         <w:pStyle w:val="BodyText"/>
-      </w:pPr>
-      <w:r>
-        <w:rPr>
-          <w:rFonts w:ascii="Times New Roman" w:hAnsi="Times New Roman" w:eastAsia="Times New Roman" w:cs="Times New Roman"/>
-        </w:rPr>
-        <w:t xml:space="preserve">A. 1　　B. 3　　C. 5　　D. 6</w:t>
+        <w:ind w:left="480" w:hanging="480"/>
+        <w:spacing w:after="0"/>
+      </w:pPr>
+      <w:r>
+        <w:rPr>
+          <w:rFonts w:ascii="Times New Roman" w:hAnsi="Times New Roman" w:eastAsia="Times New Roman" w:cs="Times New Roman"/>
+        </w:rPr>
+        <w:t xml:space="preserve">A. 1　　</w:t>
+      </w:r>
+    </w:p>
+    <w:p>
+      <w:pPr>
+        <w:pStyle w:val="BodyText"/>
+        <w:ind w:left="480" w:hanging="480"/>
+        <w:spacing w:before="0" w:after="0"/>
+      </w:pPr>
+      <w:r>
+        <w:rPr>
+          <w:rFonts w:ascii="Times New Roman" w:hAnsi="Times New Roman" w:eastAsia="Times New Roman" w:cs="Times New Roman"/>
+        </w:rPr>
+        <w:t xml:space="preserve">B. 3　　</w:t>
+      </w:r>
+    </w:p>
+    <w:p>
+      <w:pPr>
+        <w:pStyle w:val="BodyText"/>
+        <w:ind w:left="480" w:hanging="480"/>
+        <w:spacing w:before="0" w:after="0"/>
+      </w:pPr>
+      <w:r>
+        <w:rPr>
+          <w:rFonts w:ascii="Times New Roman" w:hAnsi="Times New Roman" w:eastAsia="Times New Roman" w:cs="Times New Roman"/>
+        </w:rPr>
+        <w:t xml:space="preserve">C. 5　　</w:t>
+      </w:r>
+    </w:p>
+    <w:p>
+      <w:pPr>
+        <w:pStyle w:val="BodyText"/>
+        <w:ind w:left="480" w:hanging="480"/>
+        <w:spacing w:before="0" w:after="180"/>
+      </w:pPr>
+      <w:r>
+        <w:rPr>
+          <w:rFonts w:ascii="Times New Roman" w:hAnsi="Times New Roman" w:eastAsia="Times New Roman" w:cs="Times New Roman"/>
+        </w:rPr>
+        <w:t xml:space="preserve">D. 6</w:t>
       </w:r>
     </w:p>
     <w:p>
@@ -15878,7 +16008,7 @@
         </w:rPr>
         <w:drawing>
           <wp:inline>
-            <wp:extent cx="3600000" cy="621362"/>
+            <wp:extent cx="3599999" cy="621362"/>
             <wp:effectExtent b="0" l="0" r="0" t="0"/>
             <wp:docPr descr="" title="" id="80" name="Picture"/>
             <a:graphic>
@@ -15899,7 +16029,7 @@
                   <pic:spPr bwMode="auto">
                     <a:xfrm>
                       <a:off x="0" y="0"/>
-                      <a:ext cx="3600000" cy="621362"/>
+                      <a:ext cx="3599999" cy="621362"/>
                     </a:xfrm>
                     <a:prstGeom prst="rect">
                       <a:avLst/>
@@ -17568,12 +17698,7 @@
       </w:r>
     </w:p>
     <w:p>
-      <w:pPr>
-        <w:numPr>
-          <w:ilvl w:val="0"/>
-          <w:numId w:val="1026"/>
-        </w:numPr>
-      </w:pPr>
+      <w:pPr/>
       <w:r>
         <w:rPr>
           <w:rFonts w:ascii="Times New Roman" w:hAnsi="Times New Roman" w:eastAsia="Times New Roman" w:cs="Times New Roman"/>
@@ -17748,6 +17873,8 @@
           <w:ilvl w:val="0"/>
           <w:numId w:val="1027"/>
         </w:numPr>
+        <w:ind w:left="480" w:hanging="480"/>
+        <w:spacing w:after="0"/>
       </w:pPr>
       <w:r>
         <w:rPr>
@@ -18130,6 +18257,17 @@
         </w:rPr>
         <w:t xml:space="preserve"> </w:t>
       </w:r>
+    </w:p>
+    <w:p>
+      <w:pPr>
+        <w:pStyle w:val="Compact"/>
+        <w:numPr>
+          <w:ilvl w:val="0"/>
+          <w:numId w:val="1027"/>
+        </w:numPr>
+        <w:ind w:left="480" w:hanging="480"/>
+        <w:spacing w:before="0" w:after="0"/>
+      </w:pPr>
       <w:r>
         <w:rPr>
           <w:rFonts w:ascii="Times New Roman" w:hAnsi="Times New Roman" w:eastAsia="Times New Roman" w:cs="Times New Roman"/>
@@ -18173,6 +18311,17 @@
         </w:rPr>
         <w:t xml:space="preserve"> </w:t>
       </w:r>
+    </w:p>
+    <w:p>
+      <w:pPr>
+        <w:pStyle w:val="Compact"/>
+        <w:numPr>
+          <w:ilvl w:val="0"/>
+          <w:numId w:val="1027"/>
+        </w:numPr>
+        <w:ind w:left="480" w:hanging="480"/>
+        <w:spacing w:before="0" w:after="0"/>
+      </w:pPr>
       <w:r>
         <w:rPr>
           <w:rFonts w:ascii="Times New Roman" w:hAnsi="Times New Roman" w:eastAsia="Times New Roman" w:cs="Times New Roman"/>
@@ -18205,6 +18354,17 @@
         </w:rPr>
         <w:t xml:space="preserve"> </w:t>
       </w:r>
+    </w:p>
+    <w:p>
+      <w:pPr>
+        <w:pStyle w:val="Compact"/>
+        <w:numPr>
+          <w:ilvl w:val="0"/>
+          <w:numId w:val="1027"/>
+        </w:numPr>
+        <w:ind w:left="480" w:hanging="480"/>
+        <w:spacing w:before="0" w:after="0"/>
+      </w:pPr>
       <w:r>
         <w:rPr>
           <w:rFonts w:ascii="Times New Roman" w:hAnsi="Times New Roman" w:eastAsia="Times New Roman" w:cs="Times New Roman"/>
@@ -18240,6 +18400,17 @@
         </w:rPr>
         <w:t xml:space="preserve"> </w:t>
       </w:r>
+    </w:p>
+    <w:p>
+      <w:pPr>
+        <w:pStyle w:val="Compact"/>
+        <w:numPr>
+          <w:ilvl w:val="0"/>
+          <w:numId w:val="1027"/>
+        </w:numPr>
+        <w:ind w:left="480" w:hanging="480"/>
+        <w:spacing w:before="0" w:after="36"/>
+      </w:pPr>
       <w:r>
         <w:rPr>
           <w:rFonts w:ascii="Times New Roman" w:hAnsi="Times New Roman" w:eastAsia="Times New Roman" w:cs="Times New Roman"/>
@@ -18488,7 +18659,7 @@
         </w:rPr>
         <w:drawing>
           <wp:inline>
-            <wp:extent cx="3600000" cy="2162300"/>
+            <wp:extent cx="3599999" cy="2162300"/>
             <wp:effectExtent b="0" l="0" r="0" t="0"/>
             <wp:docPr descr="" title="" id="87" name="Picture"/>
             <a:graphic>
@@ -18509,7 +18680,7 @@
                   <pic:spPr bwMode="auto">
                     <a:xfrm>
                       <a:off x="0" y="0"/>
-                      <a:ext cx="3600000" cy="2162300"/>
+                      <a:ext cx="3599999" cy="2162300"/>
                     </a:xfrm>
                     <a:prstGeom prst="rect">
                       <a:avLst/>

--- a/00-首页/题组Word/专项卷/一分册/专项卷V-教师版.docx
+++ b/00-首页/题组Word/专项卷/一分册/专项卷V-教师版.docx
@@ -124,8 +124,8 @@
     <w:p>
       <w:pPr>
         <w:pStyle w:val="BodyText"/>
+        <w:spacing w:before="0" w:after="0"/>
         <w:ind w:left="480" w:hanging="480"/>
-        <w:spacing w:after="0"/>
       </w:pPr>
       <w:r>
         <w:rPr>
@@ -375,47 +375,47 @@
     <w:p>
       <w:pPr>
         <w:pStyle w:val="BodyText"/>
+        <w:spacing w:before="0" w:after="0"/>
         <w:ind w:left="480" w:hanging="480"/>
+      </w:pPr>
+      <w:r>
+        <w:rPr>
+          <w:rFonts w:ascii="Times New Roman" w:hAnsi="Times New Roman" w:eastAsia="Times New Roman" w:cs="Times New Roman"/>
+        </w:rPr>
+        <w:t xml:space="preserve">A. 37%　</w:t>
+      </w:r>
+    </w:p>
+    <w:p>
+      <w:pPr>
+        <w:pStyle w:val="BodyText"/>
         <w:spacing w:before="0" w:after="0"/>
-      </w:pPr>
-      <w:r>
-        <w:rPr>
-          <w:rFonts w:ascii="Times New Roman" w:hAnsi="Times New Roman" w:eastAsia="Times New Roman" w:cs="Times New Roman"/>
-        </w:rPr>
-        <w:t xml:space="preserve">A. 37%　</w:t>
+        <w:ind w:left="480" w:hanging="480"/>
+      </w:pPr>
+      <w:r>
+        <w:rPr>
+          <w:rFonts w:ascii="Times New Roman" w:hAnsi="Times New Roman" w:eastAsia="Times New Roman" w:cs="Times New Roman"/>
+        </w:rPr>
+        <w:t xml:space="preserve">B. 34%　</w:t>
       </w:r>
     </w:p>
     <w:p>
       <w:pPr>
         <w:pStyle w:val="BodyText"/>
+        <w:spacing w:before="0" w:after="0"/>
         <w:ind w:left="480" w:hanging="480"/>
+      </w:pPr>
+      <w:r>
+        <w:rPr>
+          <w:rFonts w:ascii="Times New Roman" w:hAnsi="Times New Roman" w:eastAsia="Times New Roman" w:cs="Times New Roman"/>
+        </w:rPr>
+        <w:t xml:space="preserve">C. 29%　</w:t>
+      </w:r>
+    </w:p>
+    <w:p>
+      <w:pPr>
+        <w:pStyle w:val="BodyText"/>
         <w:spacing w:before="0" w:after="0"/>
-      </w:pPr>
-      <w:r>
-        <w:rPr>
-          <w:rFonts w:ascii="Times New Roman" w:hAnsi="Times New Roman" w:eastAsia="Times New Roman" w:cs="Times New Roman"/>
-        </w:rPr>
-        <w:t xml:space="preserve">B. 34%　</w:t>
-      </w:r>
-    </w:p>
-    <w:p>
-      <w:pPr>
-        <w:pStyle w:val="BodyText"/>
         <w:ind w:left="480" w:hanging="480"/>
-        <w:spacing w:before="0" w:after="0"/>
-      </w:pPr>
-      <w:r>
-        <w:rPr>
-          <w:rFonts w:ascii="Times New Roman" w:hAnsi="Times New Roman" w:eastAsia="Times New Roman" w:cs="Times New Roman"/>
-        </w:rPr>
-        <w:t xml:space="preserve">C. 29%　</w:t>
-      </w:r>
-    </w:p>
-    <w:p>
-      <w:pPr>
-        <w:pStyle w:val="BodyText"/>
-        <w:ind w:left="480" w:hanging="480"/>
-        <w:spacing w:before="0" w:after="180"/>
       </w:pPr>
       <w:r>
         <w:rPr>
@@ -469,6 +469,14 @@
       <w:tblPr>
         <w:tblStyle w:val="Table"/>
         <w:tblW w:type="auto" w:w="0"/>
+        <w:tblBorders>
+          <w:top w:val="single" w:sz="12" w:space="0" w:color="000000"/>
+          <w:left w:val="none" w:sz="0" w:space="0" w:color="auto"/>
+          <w:bottom w:val="single" w:sz="12" w:space="0" w:color="000000"/>
+          <w:right w:val="none" w:sz="0" w:space="0" w:color="auto"/>
+          <w:insideH w:val="none" w:sz="0" w:space="0" w:color="auto"/>
+          <w:insideV w:val="none" w:sz="0" w:space="0" w:color="auto"/>
+        </w:tblBorders>
         <w:tblLook w:firstRow="1" w:lastRow="0" w:firstColumn="0" w:lastColumn="0" w:noHBand="0" w:noVBand="0" w:val="0020"/>
       </w:tblPr>
       <w:tblGrid>
@@ -480,7 +488,11 @@
           <w:tblHeader w:val="on"/>
         </w:trPr>
         <w:tc>
-          <w:tcPr/>
+          <w:tcPr>
+            <w:tcBorders>
+              <w:bottom w:val="single" w:sz="8" w:space="0" w:color="000000"/>
+            </w:tcBorders>
+          </w:tcPr>
           <w:p>
             <w:pPr>
               <w:pStyle w:val="Compact"/>
@@ -496,7 +508,11 @@
           </w:p>
         </w:tc>
         <w:tc>
-          <w:tcPr/>
+          <w:tcPr>
+            <w:tcBorders>
+              <w:bottom w:val="single" w:sz="8" w:space="0" w:color="000000"/>
+            </w:tcBorders>
+          </w:tcPr>
           <w:p>
             <w:pPr>
               <w:pStyle w:val="Compact"/>
@@ -1194,8 +1210,8 @@
     <w:p>
       <w:pPr>
         <w:pStyle w:val="FirstParagraph"/>
+        <w:spacing w:before="0" w:after="0"/>
         <w:ind w:left="480" w:hanging="480"/>
-        <w:spacing w:after="0"/>
       </w:pPr>
       <w:r>
         <w:rPr>
@@ -1219,20 +1235,45 @@
     <w:p>
       <w:pPr>
         <w:pStyle w:val="FirstParagraph"/>
+        <w:spacing w:before="0" w:after="0"/>
         <w:ind w:left="480" w:hanging="480"/>
+      </w:pPr>
+      <w:r>
+        <w:rPr>
+          <w:rFonts w:ascii="Times New Roman" w:hAnsi="Times New Roman" w:eastAsia="Times New Roman" w:cs="Times New Roman"/>
+        </w:rPr>
+        <w:t xml:space="preserve">B. </w:t>
+      </w:r>
+      <w:r>
+        <w:rPr>
+          <w:rFonts w:hint="eastAsia" w:ascii="Times New Roman" w:hAnsi="Times New Roman" w:eastAsia="FangSong" w:cs="Times New Roman"/>
+        </w:rPr>
+        <w:t xml:space="preserve">还原剂</w:t>
+      </w:r>
+      <w:r>
+        <w:rPr>
+          <w:rFonts w:ascii="Times New Roman" w:hAnsi="Times New Roman" w:eastAsia="Times New Roman" w:cs="Times New Roman"/>
+        </w:rPr>
+        <w:t xml:space="preserve">　</w:t>
+      </w:r>
+    </w:p>
+    <w:p>
+      <w:pPr>
+        <w:pStyle w:val="FirstParagraph"/>
         <w:spacing w:before="0" w:after="0"/>
-      </w:pPr>
-      <w:r>
-        <w:rPr>
-          <w:rFonts w:ascii="Times New Roman" w:hAnsi="Times New Roman" w:eastAsia="Times New Roman" w:cs="Times New Roman"/>
-        </w:rPr>
-        <w:t xml:space="preserve">B. </w:t>
-      </w:r>
-      <w:r>
-        <w:rPr>
-          <w:rFonts w:hint="eastAsia" w:ascii="Times New Roman" w:hAnsi="Times New Roman" w:eastAsia="FangSong" w:cs="Times New Roman"/>
-        </w:rPr>
-        <w:t xml:space="preserve">还原剂</w:t>
+        <w:ind w:left="480" w:hanging="480"/>
+      </w:pPr>
+      <w:r>
+        <w:rPr>
+          <w:rFonts w:ascii="Times New Roman" w:hAnsi="Times New Roman" w:eastAsia="Times New Roman" w:cs="Times New Roman"/>
+        </w:rPr>
+        <w:t xml:space="preserve">C. </w:t>
+      </w:r>
+      <w:r>
+        <w:rPr>
+          <w:rFonts w:hint="eastAsia" w:ascii="Times New Roman" w:hAnsi="Times New Roman" w:eastAsia="FangSong" w:cs="Times New Roman"/>
+        </w:rPr>
+        <w:t xml:space="preserve">催化剂</w:t>
       </w:r>
       <w:r>
         <w:rPr>
@@ -1244,33 +1285,8 @@
     <w:p>
       <w:pPr>
         <w:pStyle w:val="FirstParagraph"/>
+        <w:spacing w:before="0" w:after="0"/>
         <w:ind w:left="480" w:hanging="480"/>
-        <w:spacing w:before="0" w:after="0"/>
-      </w:pPr>
-      <w:r>
-        <w:rPr>
-          <w:rFonts w:ascii="Times New Roman" w:hAnsi="Times New Roman" w:eastAsia="Times New Roman" w:cs="Times New Roman"/>
-        </w:rPr>
-        <w:t xml:space="preserve">C. </w:t>
-      </w:r>
-      <w:r>
-        <w:rPr>
-          <w:rFonts w:hint="eastAsia" w:ascii="Times New Roman" w:hAnsi="Times New Roman" w:eastAsia="FangSong" w:cs="Times New Roman"/>
-        </w:rPr>
-        <w:t xml:space="preserve">催化剂</w:t>
-      </w:r>
-      <w:r>
-        <w:rPr>
-          <w:rFonts w:ascii="Times New Roman" w:hAnsi="Times New Roman" w:eastAsia="Times New Roman" w:cs="Times New Roman"/>
-        </w:rPr>
-        <w:t xml:space="preserve">　</w:t>
-      </w:r>
-    </w:p>
-    <w:p>
-      <w:pPr>
-        <w:pStyle w:val="FirstParagraph"/>
-        <w:ind w:left="480" w:hanging="480"/>
-        <w:spacing w:before="0" w:after="180"/>
       </w:pPr>
       <w:r>
         <w:rPr>
@@ -2224,6 +2240,14 @@
       <w:tblPr>
         <w:tblStyle w:val="Table"/>
         <w:tblW w:type="auto" w:w="0"/>
+        <w:tblBorders>
+          <w:top w:val="single" w:sz="12" w:space="0" w:color="000000"/>
+          <w:left w:val="none" w:sz="0" w:space="0" w:color="auto"/>
+          <w:bottom w:val="single" w:sz="12" w:space="0" w:color="000000"/>
+          <w:right w:val="none" w:sz="0" w:space="0" w:color="auto"/>
+          <w:insideH w:val="none" w:sz="0" w:space="0" w:color="auto"/>
+          <w:insideV w:val="none" w:sz="0" w:space="0" w:color="auto"/>
+        </w:tblBorders>
         <w:tblLook w:firstRow="1" w:lastRow="0" w:firstColumn="0" w:lastColumn="0" w:noHBand="0" w:noVBand="0" w:val="0020"/>
       </w:tblPr>
       <w:tblGrid>
@@ -2235,7 +2259,11 @@
           <w:tblHeader w:val="on"/>
         </w:trPr>
         <w:tc>
-          <w:tcPr/>
+          <w:tcPr>
+            <w:tcBorders>
+              <w:bottom w:val="single" w:sz="8" w:space="0" w:color="000000"/>
+            </w:tcBorders>
+          </w:tcPr>
           <w:p>
             <w:pPr>
               <w:pStyle w:val="Compact"/>
@@ -2251,7 +2279,11 @@
           </w:p>
         </w:tc>
         <w:tc>
-          <w:tcPr/>
+          <w:tcPr>
+            <w:tcBorders>
+              <w:bottom w:val="single" w:sz="8" w:space="0" w:color="000000"/>
+            </w:tcBorders>
+          </w:tcPr>
           <w:p>
             <w:pPr>
               <w:pStyle w:val="Compact"/>
@@ -3140,6 +3172,14 @@
       <w:tblPr>
         <w:tblStyle w:val="Table"/>
         <w:tblW w:type="auto" w:w="0"/>
+        <w:tblBorders>
+          <w:top w:val="single" w:sz="12" w:space="0" w:color="000000"/>
+          <w:left w:val="none" w:sz="0" w:space="0" w:color="auto"/>
+          <w:bottom w:val="single" w:sz="12" w:space="0" w:color="000000"/>
+          <w:right w:val="none" w:sz="0" w:space="0" w:color="auto"/>
+          <w:insideH w:val="none" w:sz="0" w:space="0" w:color="auto"/>
+          <w:insideV w:val="none" w:sz="0" w:space="0" w:color="auto"/>
+        </w:tblBorders>
         <w:tblLook w:firstRow="1" w:lastRow="0" w:firstColumn="0" w:lastColumn="0" w:noHBand="0" w:noVBand="0" w:val="0020"/>
       </w:tblPr>
       <w:tblGrid>
@@ -3151,7 +3191,11 @@
           <w:tblHeader w:val="on"/>
         </w:trPr>
         <w:tc>
-          <w:tcPr/>
+          <w:tcPr>
+            <w:tcBorders>
+              <w:bottom w:val="single" w:sz="8" w:space="0" w:color="000000"/>
+            </w:tcBorders>
+          </w:tcPr>
           <w:p>
             <w:pPr>
               <w:pStyle w:val="Compact"/>
@@ -3167,7 +3211,11 @@
           </w:p>
         </w:tc>
         <w:tc>
-          <w:tcPr/>
+          <w:tcPr>
+            <w:tcBorders>
+              <w:bottom w:val="single" w:sz="8" w:space="0" w:color="000000"/>
+            </w:tcBorders>
+          </w:tcPr>
           <w:p>
             <w:pPr>
               <w:pStyle w:val="Compact"/>
@@ -4061,6 +4109,14 @@
       <w:tblPr>
         <w:tblStyle w:val="Table"/>
         <w:tblW w:type="auto" w:w="0"/>
+        <w:tblBorders>
+          <w:top w:val="single" w:sz="12" w:space="0" w:color="000000"/>
+          <w:left w:val="none" w:sz="0" w:space="0" w:color="auto"/>
+          <w:bottom w:val="single" w:sz="12" w:space="0" w:color="000000"/>
+          <w:right w:val="none" w:sz="0" w:space="0" w:color="auto"/>
+          <w:insideH w:val="none" w:sz="0" w:space="0" w:color="auto"/>
+          <w:insideV w:val="none" w:sz="0" w:space="0" w:color="auto"/>
+        </w:tblBorders>
         <w:tblLook w:firstRow="1" w:lastRow="0" w:firstColumn="0" w:lastColumn="0" w:noHBand="0" w:noVBand="0" w:val="0020"/>
       </w:tblPr>
       <w:tblGrid>
@@ -4072,7 +4128,11 @@
           <w:tblHeader w:val="on"/>
         </w:trPr>
         <w:tc>
-          <w:tcPr/>
+          <w:tcPr>
+            <w:tcBorders>
+              <w:bottom w:val="single" w:sz="8" w:space="0" w:color="000000"/>
+            </w:tcBorders>
+          </w:tcPr>
           <w:p>
             <w:pPr>
               <w:pStyle w:val="Compact"/>
@@ -4088,7 +4148,11 @@
           </w:p>
         </w:tc>
         <w:tc>
-          <w:tcPr/>
+          <w:tcPr>
+            <w:tcBorders>
+              <w:bottom w:val="single" w:sz="8" w:space="0" w:color="000000"/>
+            </w:tcBorders>
+          </w:tcPr>
           <w:p>
             <w:pPr>
               <w:pStyle w:val="Compact"/>
@@ -5447,6 +5511,14 @@
       <w:tblPr>
         <w:tblStyle w:val="Table"/>
         <w:tblW w:type="auto" w:w="0"/>
+        <w:tblBorders>
+          <w:top w:val="single" w:sz="12" w:space="0" w:color="000000"/>
+          <w:left w:val="none" w:sz="0" w:space="0" w:color="auto"/>
+          <w:bottom w:val="single" w:sz="12" w:space="0" w:color="000000"/>
+          <w:right w:val="none" w:sz="0" w:space="0" w:color="auto"/>
+          <w:insideH w:val="none" w:sz="0" w:space="0" w:color="auto"/>
+          <w:insideV w:val="none" w:sz="0" w:space="0" w:color="auto"/>
+        </w:tblBorders>
         <w:tblLook w:firstRow="1" w:lastRow="0" w:firstColumn="0" w:lastColumn="0" w:noHBand="0" w:noVBand="0" w:val="0020"/>
       </w:tblPr>
       <w:tblGrid>
@@ -5458,7 +5530,11 @@
           <w:tblHeader w:val="on"/>
         </w:trPr>
         <w:tc>
-          <w:tcPr/>
+          <w:tcPr>
+            <w:tcBorders>
+              <w:bottom w:val="single" w:sz="8" w:space="0" w:color="000000"/>
+            </w:tcBorders>
+          </w:tcPr>
           <w:p>
             <w:pPr>
               <w:pStyle w:val="Compact"/>
@@ -5474,7 +5550,11 @@
           </w:p>
         </w:tc>
         <w:tc>
-          <w:tcPr/>
+          <w:tcPr>
+            <w:tcBorders>
+              <w:bottom w:val="single" w:sz="8" w:space="0" w:color="000000"/>
+            </w:tcBorders>
+          </w:tcPr>
           <w:p>
             <w:pPr>
               <w:pStyle w:val="Compact"/>
@@ -6826,6 +6906,14 @@
       <w:tblPr>
         <w:tblStyle w:val="Table"/>
         <w:tblW w:type="auto" w:w="0"/>
+        <w:tblBorders>
+          <w:top w:val="single" w:sz="12" w:space="0" w:color="000000"/>
+          <w:left w:val="none" w:sz="0" w:space="0" w:color="auto"/>
+          <w:bottom w:val="single" w:sz="12" w:space="0" w:color="000000"/>
+          <w:right w:val="none" w:sz="0" w:space="0" w:color="auto"/>
+          <w:insideH w:val="none" w:sz="0" w:space="0" w:color="auto"/>
+          <w:insideV w:val="none" w:sz="0" w:space="0" w:color="auto"/>
+        </w:tblBorders>
         <w:tblLook w:firstRow="1" w:lastRow="0" w:firstColumn="0" w:lastColumn="0" w:noHBand="0" w:noVBand="0" w:val="0020"/>
       </w:tblPr>
       <w:tblGrid>
@@ -6837,7 +6925,11 @@
           <w:tblHeader w:val="on"/>
         </w:trPr>
         <w:tc>
-          <w:tcPr/>
+          <w:tcPr>
+            <w:tcBorders>
+              <w:bottom w:val="single" w:sz="8" w:space="0" w:color="000000"/>
+            </w:tcBorders>
+          </w:tcPr>
           <w:p>
             <w:pPr>
               <w:pStyle w:val="Compact"/>
@@ -6853,7 +6945,11 @@
           </w:p>
         </w:tc>
         <w:tc>
-          <w:tcPr/>
+          <w:tcPr>
+            <w:tcBorders>
+              <w:bottom w:val="single" w:sz="8" w:space="0" w:color="000000"/>
+            </w:tcBorders>
+          </w:tcPr>
           <w:p>
             <w:pPr>
               <w:pStyle w:val="Compact"/>
@@ -7508,6 +7604,7 @@
     <w:p>
       <w:pPr>
         <w:pStyle w:val="FirstParagraph"/>
+        <w:spacing w:before="0" w:after="0"/>
       </w:pPr>
       <w:r>
         <w:rPr>
@@ -7622,6 +7719,7 @@
     <w:p>
       <w:pPr>
         <w:pStyle w:val="BodyText"/>
+        <w:spacing w:before="0" w:after="0"/>
       </w:pPr>
       <w:r>
         <w:rPr>
@@ -7884,6 +7982,7 @@
     <w:p>
       <w:pPr>
         <w:pStyle w:val="BodyText"/>
+        <w:spacing w:before="0" w:after="0"/>
       </w:pPr>
       <w:r>
         <w:rPr>
@@ -7948,6 +8047,7 @@
     <w:p>
       <w:pPr>
         <w:pStyle w:val="BodyText"/>
+        <w:spacing w:before="0" w:after="0"/>
       </w:pPr>
       <w:r>
         <w:rPr>
@@ -9544,6 +9644,14 @@
       <w:tblPr>
         <w:tblStyle w:val="Table"/>
         <w:tblW w:type="auto" w:w="0"/>
+        <w:tblBorders>
+          <w:top w:val="single" w:sz="12" w:space="0" w:color="000000"/>
+          <w:left w:val="none" w:sz="0" w:space="0" w:color="auto"/>
+          <w:bottom w:val="single" w:sz="12" w:space="0" w:color="000000"/>
+          <w:right w:val="none" w:sz="0" w:space="0" w:color="auto"/>
+          <w:insideH w:val="none" w:sz="0" w:space="0" w:color="auto"/>
+          <w:insideV w:val="none" w:sz="0" w:space="0" w:color="auto"/>
+        </w:tblBorders>
         <w:tblLook w:firstRow="1" w:lastRow="0" w:firstColumn="0" w:lastColumn="0" w:noHBand="0" w:noVBand="0" w:val="0020"/>
       </w:tblPr>
       <w:tblGrid>
@@ -9555,7 +9663,11 @@
           <w:tblHeader w:val="on"/>
         </w:trPr>
         <w:tc>
-          <w:tcPr/>
+          <w:tcPr>
+            <w:tcBorders>
+              <w:bottom w:val="single" w:sz="8" w:space="0" w:color="000000"/>
+            </w:tcBorders>
+          </w:tcPr>
           <w:p>
             <w:pPr>
               <w:pStyle w:val="Compact"/>
@@ -9571,7 +9683,11 @@
           </w:p>
         </w:tc>
         <w:tc>
-          <w:tcPr/>
+          <w:tcPr>
+            <w:tcBorders>
+              <w:bottom w:val="single" w:sz="8" w:space="0" w:color="000000"/>
+            </w:tcBorders>
+          </w:tcPr>
           <w:p>
             <w:pPr>
               <w:pStyle w:val="Compact"/>
@@ -10125,8 +10241,8 @@
     <w:p>
       <w:pPr>
         <w:pStyle w:val="BodyText"/>
+        <w:spacing w:before="0" w:after="0"/>
         <w:ind w:left="480" w:hanging="480"/>
-        <w:spacing w:after="0"/>
       </w:pPr>
       <w:r>
         <w:rPr>
@@ -10138,34 +10254,34 @@
     <w:p>
       <w:pPr>
         <w:pStyle w:val="BodyText"/>
+        <w:spacing w:before="0" w:after="0"/>
         <w:ind w:left="480" w:hanging="480"/>
+      </w:pPr>
+      <w:r>
+        <w:rPr>
+          <w:rFonts w:ascii="Times New Roman" w:hAnsi="Times New Roman" w:eastAsia="Times New Roman" w:cs="Times New Roman"/>
+        </w:rPr>
+        <w:t xml:space="preserve">B. 3　　</w:t>
+      </w:r>
+    </w:p>
+    <w:p>
+      <w:pPr>
+        <w:pStyle w:val="BodyText"/>
         <w:spacing w:before="0" w:after="0"/>
-      </w:pPr>
-      <w:r>
-        <w:rPr>
-          <w:rFonts w:ascii="Times New Roman" w:hAnsi="Times New Roman" w:eastAsia="Times New Roman" w:cs="Times New Roman"/>
-        </w:rPr>
-        <w:t xml:space="preserve">B. 3　　</w:t>
+        <w:ind w:left="480" w:hanging="480"/>
+      </w:pPr>
+      <w:r>
+        <w:rPr>
+          <w:rFonts w:ascii="Times New Roman" w:hAnsi="Times New Roman" w:eastAsia="Times New Roman" w:cs="Times New Roman"/>
+        </w:rPr>
+        <w:t xml:space="preserve">C. 5　　</w:t>
       </w:r>
     </w:p>
     <w:p>
       <w:pPr>
         <w:pStyle w:val="BodyText"/>
+        <w:spacing w:before="0" w:after="0"/>
         <w:ind w:left="480" w:hanging="480"/>
-        <w:spacing w:before="0" w:after="0"/>
-      </w:pPr>
-      <w:r>
-        <w:rPr>
-          <w:rFonts w:ascii="Times New Roman" w:hAnsi="Times New Roman" w:eastAsia="Times New Roman" w:cs="Times New Roman"/>
-        </w:rPr>
-        <w:t xml:space="preserve">C. 5　　</w:t>
-      </w:r>
-    </w:p>
-    <w:p>
-      <w:pPr>
-        <w:pStyle w:val="BodyText"/>
-        <w:ind w:left="480" w:hanging="480"/>
-        <w:spacing w:before="0" w:after="180"/>
       </w:pPr>
       <w:r>
         <w:rPr>
@@ -10219,6 +10335,14 @@
       <w:tblPr>
         <w:tblStyle w:val="Table"/>
         <w:tblW w:type="auto" w:w="0"/>
+        <w:tblBorders>
+          <w:top w:val="single" w:sz="12" w:space="0" w:color="000000"/>
+          <w:left w:val="none" w:sz="0" w:space="0" w:color="auto"/>
+          <w:bottom w:val="single" w:sz="12" w:space="0" w:color="000000"/>
+          <w:right w:val="none" w:sz="0" w:space="0" w:color="auto"/>
+          <w:insideH w:val="none" w:sz="0" w:space="0" w:color="auto"/>
+          <w:insideV w:val="none" w:sz="0" w:space="0" w:color="auto"/>
+        </w:tblBorders>
         <w:tblLook w:firstRow="1" w:lastRow="0" w:firstColumn="0" w:lastColumn="0" w:noHBand="0" w:noVBand="0" w:val="0020"/>
       </w:tblPr>
       <w:tblGrid>
@@ -10230,7 +10354,11 @@
           <w:tblHeader w:val="on"/>
         </w:trPr>
         <w:tc>
-          <w:tcPr/>
+          <w:tcPr>
+            <w:tcBorders>
+              <w:bottom w:val="single" w:sz="8" w:space="0" w:color="000000"/>
+            </w:tcBorders>
+          </w:tcPr>
           <w:p>
             <w:pPr>
               <w:pStyle w:val="Compact"/>
@@ -10246,7 +10374,11 @@
           </w:p>
         </w:tc>
         <w:tc>
-          <w:tcPr/>
+          <w:tcPr>
+            <w:tcBorders>
+              <w:bottom w:val="single" w:sz="8" w:space="0" w:color="000000"/>
+            </w:tcBorders>
+          </w:tcPr>
           <w:p>
             <w:pPr>
               <w:pStyle w:val="Compact"/>
@@ -11752,6 +11884,14 @@
         <w:tblStyle w:val="Table"/>
         <w:tblW w:type="pct" w:w="5000"/>
         <w:tblLayout w:type="fixed"/>
+        <w:tblBorders>
+          <w:top w:val="single" w:sz="12" w:space="0" w:color="000000"/>
+          <w:left w:val="none" w:sz="0" w:space="0" w:color="auto"/>
+          <w:bottom w:val="single" w:sz="12" w:space="0" w:color="000000"/>
+          <w:right w:val="none" w:sz="0" w:space="0" w:color="auto"/>
+          <w:insideH w:val="none" w:sz="0" w:space="0" w:color="auto"/>
+          <w:insideV w:val="none" w:sz="0" w:space="0" w:color="auto"/>
+        </w:tblBorders>
         <w:tblLook w:firstRow="1" w:lastRow="0" w:firstColumn="0" w:lastColumn="0" w:noHBand="0" w:noVBand="0" w:val="0020"/>
       </w:tblPr>
       <w:tblGrid>
@@ -11772,7 +11912,11 @@
           <w:tblHeader w:val="on"/>
         </w:trPr>
         <w:tc>
-          <w:tcPr/>
+          <w:tcPr>
+            <w:tcBorders>
+              <w:bottom w:val="single" w:sz="8" w:space="0" w:color="000000"/>
+            </w:tcBorders>
+          </w:tcPr>
           <w:p>
             <w:pPr>
               <w:pStyle w:val="Compact"/>
@@ -11788,7 +11932,11 @@
           </w:p>
         </w:tc>
         <w:tc>
-          <w:tcPr/>
+          <w:tcPr>
+            <w:tcBorders>
+              <w:bottom w:val="single" w:sz="8" w:space="0" w:color="000000"/>
+            </w:tcBorders>
+          </w:tcPr>
           <w:p>
             <w:pPr>
               <w:pStyle w:val="Compact"/>
@@ -11804,7 +11952,11 @@
           </w:p>
         </w:tc>
         <w:tc>
-          <w:tcPr/>
+          <w:tcPr>
+            <w:tcBorders>
+              <w:bottom w:val="single" w:sz="8" w:space="0" w:color="000000"/>
+            </w:tcBorders>
+          </w:tcPr>
           <w:p>
             <w:pPr>
               <w:pStyle w:val="Compact"/>
@@ -11820,7 +11972,11 @@
           </w:p>
         </w:tc>
         <w:tc>
-          <w:tcPr/>
+          <w:tcPr>
+            <w:tcBorders>
+              <w:bottom w:val="single" w:sz="8" w:space="0" w:color="000000"/>
+            </w:tcBorders>
+          </w:tcPr>
           <w:p>
             <w:pPr>
               <w:pStyle w:val="Compact"/>
@@ -11836,7 +11992,11 @@
           </w:p>
         </w:tc>
         <w:tc>
-          <w:tcPr/>
+          <w:tcPr>
+            <w:tcBorders>
+              <w:bottom w:val="single" w:sz="8" w:space="0" w:color="000000"/>
+            </w:tcBorders>
+          </w:tcPr>
           <w:p>
             <w:pPr>
               <w:pStyle w:val="Compact"/>
@@ -11852,7 +12012,11 @@
           </w:p>
         </w:tc>
         <w:tc>
-          <w:tcPr/>
+          <w:tcPr>
+            <w:tcBorders>
+              <w:bottom w:val="single" w:sz="8" w:space="0" w:color="000000"/>
+            </w:tcBorders>
+          </w:tcPr>
           <w:p>
             <w:pPr>
               <w:pStyle w:val="Compact"/>
@@ -11868,7 +12032,11 @@
           </w:p>
         </w:tc>
         <w:tc>
-          <w:tcPr/>
+          <w:tcPr>
+            <w:tcBorders>
+              <w:bottom w:val="single" w:sz="8" w:space="0" w:color="000000"/>
+            </w:tcBorders>
+          </w:tcPr>
           <w:p>
             <w:pPr>
               <w:pStyle w:val="Compact"/>
@@ -11884,7 +12052,11 @@
           </w:p>
         </w:tc>
         <w:tc>
-          <w:tcPr/>
+          <w:tcPr>
+            <w:tcBorders>
+              <w:bottom w:val="single" w:sz="8" w:space="0" w:color="000000"/>
+            </w:tcBorders>
+          </w:tcPr>
           <w:p>
             <w:pPr>
               <w:pStyle w:val="Compact"/>
@@ -11900,7 +12072,11 @@
           </w:p>
         </w:tc>
         <w:tc>
-          <w:tcPr/>
+          <w:tcPr>
+            <w:tcBorders>
+              <w:bottom w:val="single" w:sz="8" w:space="0" w:color="000000"/>
+            </w:tcBorders>
+          </w:tcPr>
           <w:p>
             <w:pPr>
               <w:pStyle w:val="Compact"/>
@@ -11916,7 +12092,11 @@
           </w:p>
         </w:tc>
         <w:tc>
-          <w:tcPr/>
+          <w:tcPr>
+            <w:tcBorders>
+              <w:bottom w:val="single" w:sz="8" w:space="0" w:color="000000"/>
+            </w:tcBorders>
+          </w:tcPr>
           <w:p>
             <w:pPr>
               <w:pStyle w:val="Compact"/>
@@ -11932,7 +12112,11 @@
           </w:p>
         </w:tc>
         <w:tc>
-          <w:tcPr/>
+          <w:tcPr>
+            <w:tcBorders>
+              <w:bottom w:val="single" w:sz="8" w:space="0" w:color="000000"/>
+            </w:tcBorders>
+          </w:tcPr>
           <w:p>
             <w:pPr>
               <w:pStyle w:val="Compact"/>
@@ -12948,6 +13132,14 @@
       <w:tblPr>
         <w:tblStyle w:val="Table"/>
         <w:tblW w:type="auto" w:w="0"/>
+        <w:tblBorders>
+          <w:top w:val="single" w:sz="12" w:space="0" w:color="000000"/>
+          <w:left w:val="none" w:sz="0" w:space="0" w:color="auto"/>
+          <w:bottom w:val="single" w:sz="12" w:space="0" w:color="000000"/>
+          <w:right w:val="none" w:sz="0" w:space="0" w:color="auto"/>
+          <w:insideH w:val="none" w:sz="0" w:space="0" w:color="auto"/>
+          <w:insideV w:val="none" w:sz="0" w:space="0" w:color="auto"/>
+        </w:tblBorders>
         <w:tblLook w:firstRow="1" w:lastRow="0" w:firstColumn="0" w:lastColumn="0" w:noHBand="0" w:noVBand="0" w:val="0020"/>
       </w:tblPr>
       <w:tblGrid>
@@ -12959,7 +13151,11 @@
           <w:tblHeader w:val="on"/>
         </w:trPr>
         <w:tc>
-          <w:tcPr/>
+          <w:tcPr>
+            <w:tcBorders>
+              <w:bottom w:val="single" w:sz="8" w:space="0" w:color="000000"/>
+            </w:tcBorders>
+          </w:tcPr>
           <w:p>
             <w:pPr>
               <w:pStyle w:val="Compact"/>
@@ -12975,7 +13171,11 @@
           </w:p>
         </w:tc>
         <w:tc>
-          <w:tcPr/>
+          <w:tcPr>
+            <w:tcBorders>
+              <w:bottom w:val="single" w:sz="8" w:space="0" w:color="000000"/>
+            </w:tcBorders>
+          </w:tcPr>
           <w:p>
             <w:pPr>
               <w:pStyle w:val="Compact"/>
@@ -14859,6 +15059,14 @@
       <w:tblPr>
         <w:tblStyle w:val="Table"/>
         <w:tblW w:type="auto" w:w="0"/>
+        <w:tblBorders>
+          <w:top w:val="single" w:sz="12" w:space="0" w:color="000000"/>
+          <w:left w:val="none" w:sz="0" w:space="0" w:color="auto"/>
+          <w:bottom w:val="single" w:sz="12" w:space="0" w:color="000000"/>
+          <w:right w:val="none" w:sz="0" w:space="0" w:color="auto"/>
+          <w:insideH w:val="none" w:sz="0" w:space="0" w:color="auto"/>
+          <w:insideV w:val="none" w:sz="0" w:space="0" w:color="auto"/>
+        </w:tblBorders>
         <w:tblLook w:firstRow="1" w:lastRow="0" w:firstColumn="0" w:lastColumn="0" w:noHBand="0" w:noVBand="0" w:val="0020"/>
       </w:tblPr>
       <w:tblGrid>
@@ -14872,7 +15080,11 @@
           <w:tblHeader w:val="on"/>
         </w:trPr>
         <w:tc>
-          <w:tcPr/>
+          <w:tcPr>
+            <w:tcBorders>
+              <w:bottom w:val="single" w:sz="8" w:space="0" w:color="000000"/>
+            </w:tcBorders>
+          </w:tcPr>
           <w:p>
             <w:pPr>
               <w:pStyle w:val="Compact"/>
@@ -14888,7 +15100,11 @@
           </w:p>
         </w:tc>
         <w:tc>
-          <w:tcPr/>
+          <w:tcPr>
+            <w:tcBorders>
+              <w:bottom w:val="single" w:sz="8" w:space="0" w:color="000000"/>
+            </w:tcBorders>
+          </w:tcPr>
           <w:p>
             <w:pPr>
               <w:pStyle w:val="Compact"/>
@@ -14911,7 +15127,11 @@
           </w:p>
         </w:tc>
         <w:tc>
-          <w:tcPr/>
+          <w:tcPr>
+            <w:tcBorders>
+              <w:bottom w:val="single" w:sz="8" w:space="0" w:color="000000"/>
+            </w:tcBorders>
+          </w:tcPr>
           <w:p>
             <w:pPr>
               <w:pStyle w:val="Compact"/>
@@ -14934,7 +15154,11 @@
           </w:p>
         </w:tc>
         <w:tc>
-          <w:tcPr/>
+          <w:tcPr>
+            <w:tcBorders>
+              <w:bottom w:val="single" w:sz="8" w:space="0" w:color="000000"/>
+            </w:tcBorders>
+          </w:tcPr>
           <w:p>
             <w:pPr>
               <w:pStyle w:val="Compact"/>
@@ -17873,8 +18097,8 @@
           <w:ilvl w:val="0"/>
           <w:numId w:val="1027"/>
         </w:numPr>
+        <w:spacing w:before="0" w:after="0"/>
         <w:ind w:left="480" w:hanging="480"/>
-        <w:spacing w:after="0"/>
       </w:pPr>
       <w:r>
         <w:rPr>
@@ -18265,8 +18489,8 @@
           <w:ilvl w:val="0"/>
           <w:numId w:val="1027"/>
         </w:numPr>
+        <w:spacing w:before="0" w:after="0"/>
         <w:ind w:left="480" w:hanging="480"/>
-        <w:spacing w:before="0" w:after="0"/>
       </w:pPr>
       <w:r>
         <w:rPr>
@@ -18319,8 +18543,8 @@
           <w:ilvl w:val="0"/>
           <w:numId w:val="1027"/>
         </w:numPr>
+        <w:spacing w:before="0" w:after="0"/>
         <w:ind w:left="480" w:hanging="480"/>
-        <w:spacing w:before="0" w:after="0"/>
       </w:pPr>
       <w:r>
         <w:rPr>
@@ -18362,8 +18586,8 @@
           <w:ilvl w:val="0"/>
           <w:numId w:val="1027"/>
         </w:numPr>
+        <w:spacing w:before="0" w:after="0"/>
         <w:ind w:left="480" w:hanging="480"/>
-        <w:spacing w:before="0" w:after="0"/>
       </w:pPr>
       <w:r>
         <w:rPr>
@@ -18408,8 +18632,8 @@
           <w:ilvl w:val="0"/>
           <w:numId w:val="1027"/>
         </w:numPr>
+        <w:spacing w:before="0" w:after="0"/>
         <w:ind w:left="480" w:hanging="480"/>
-        <w:spacing w:before="0" w:after="36"/>
       </w:pPr>
       <w:r>
         <w:rPr>
@@ -21888,6 +22112,14 @@
       <w:tblPr>
         <w:tblStyle w:val="Table"/>
         <w:tblW w:type="auto" w:w="0"/>
+        <w:tblBorders>
+          <w:top w:val="single" w:sz="12" w:space="0" w:color="000000"/>
+          <w:left w:val="none" w:sz="0" w:space="0" w:color="auto"/>
+          <w:bottom w:val="single" w:sz="12" w:space="0" w:color="000000"/>
+          <w:right w:val="none" w:sz="0" w:space="0" w:color="auto"/>
+          <w:insideH w:val="none" w:sz="0" w:space="0" w:color="auto"/>
+          <w:insideV w:val="none" w:sz="0" w:space="0" w:color="auto"/>
+        </w:tblBorders>
         <w:tblLook w:firstRow="1" w:lastRow="0" w:firstColumn="0" w:lastColumn="0" w:noHBand="0" w:noVBand="0" w:val="0020"/>
       </w:tblPr>
       <w:tblGrid>
@@ -21901,7 +22133,11 @@
           <w:tblHeader w:val="on"/>
         </w:trPr>
         <w:tc>
-          <w:tcPr/>
+          <w:tcPr>
+            <w:tcBorders>
+              <w:bottom w:val="single" w:sz="8" w:space="0" w:color="000000"/>
+            </w:tcBorders>
+          </w:tcPr>
           <w:p>
             <w:pPr>
               <w:pStyle w:val="Compact"/>
@@ -21917,7 +22153,11 @@
           </w:p>
         </w:tc>
         <w:tc>
-          <w:tcPr/>
+          <w:tcPr>
+            <w:tcBorders>
+              <w:bottom w:val="single" w:sz="8" w:space="0" w:color="000000"/>
+            </w:tcBorders>
+          </w:tcPr>
           <w:p>
             <w:pPr>
               <w:pStyle w:val="Compact"/>
@@ -21933,7 +22173,11 @@
           </w:p>
         </w:tc>
         <w:tc>
-          <w:tcPr/>
+          <w:tcPr>
+            <w:tcBorders>
+              <w:bottom w:val="single" w:sz="8" w:space="0" w:color="000000"/>
+            </w:tcBorders>
+          </w:tcPr>
           <w:p>
             <w:pPr>
               <w:pStyle w:val="Compact"/>
@@ -21949,7 +22193,11 @@
           </w:p>
         </w:tc>
         <w:tc>
-          <w:tcPr/>
+          <w:tcPr>
+            <w:tcBorders>
+              <w:bottom w:val="single" w:sz="8" w:space="0" w:color="000000"/>
+            </w:tcBorders>
+          </w:tcPr>
           <w:p>
             <w:pPr>
               <w:pStyle w:val="Compact"/>
@@ -25806,7 +26054,7 @@
     <ns0:rPr>
       <ns0:rFonts ns0:ascii="Times New Roman" ns0:cs="Times New Roman" ns0:eastAsia="SimHei" ns0:hAnsi="Times New Roman"/>
       <ns0:b/>
-      <ns0:color ns0:val="17324D"/>
+      <ns0:color ns0:val="000000"/>
       <ns0:sz ns0:val="44"/>
       <ns0:szCs ns0:val="56"/>
     </ns0:rPr>
@@ -25948,7 +26196,7 @@
     <ns0:rPr>
       <ns0:rFonts ns0:ascii="Times New Roman" ns0:cs="Times New Roman" ns0:eastAsia="SimHei" ns0:hAnsi="Times New Roman"/>
       <ns0:b/>
-      <ns0:color ns0:val="17324D"/>
+      <ns0:color ns0:val="000000"/>
       <ns0:sz ns0:val="32"/>
       <ns0:szCs ns0:val="40"/>
     </ns0:rPr>
@@ -25972,7 +26220,7 @@
     <ns0:rPr>
       <ns0:rFonts ns0:ascii="Times New Roman" ns0:cs="Times New Roman" ns0:eastAsia="SimHei" ns0:hAnsi="Times New Roman"/>
       <ns0:b/>
-      <ns0:color ns0:val="17324D"/>
+      <ns0:color ns0:val="000000"/>
       <ns0:sz ns0:val="28"/>
       <ns0:szCs ns0:val="32"/>
     </ns0:rPr>
@@ -25996,7 +26244,7 @@
     <ns0:rPr>
       <ns0:rFonts ns0:ascii="Times New Roman" ns0:cs="Times New Roman" ns0:eastAsia="SimHei" ns0:hAnsi="Times New Roman"/>
       <ns0:b/>
-      <ns0:color ns0:val="17324D"/>
+      <ns0:color ns0:val="000000"/>
       <ns0:sz ns0:val="25"/>
       <ns0:szCs ns0:val="28"/>
     </ns0:rPr>
